--- a/klagomål/A 1110-2026 FSC-klagomål.docx
+++ b/klagomål/A 1110-2026 FSC-klagomål.docx
@@ -697,7 +697,7 @@
     <w:r>
       <w:tab/>
       <w:tab/>
-      <w:t>2026-01-20</w:t>
+      <w:t>2026-01-21</w:t>
       <w:br/>
       <w:br/>
     </w:r>

--- a/klagomål/A 1110-2026 FSC-klagomål.docx
+++ b/klagomål/A 1110-2026 FSC-klagomål.docx
@@ -697,7 +697,7 @@
     <w:r>
       <w:tab/>
       <w:tab/>
-      <w:t>2026-01-21</w:t>
+      <w:t>2026-01-23</w:t>
       <w:br/>
       <w:br/>
     </w:r>

--- a/klagomål/A 1110-2026 FSC-klagomål.docx
+++ b/klagomål/A 1110-2026 FSC-klagomål.docx
@@ -697,7 +697,7 @@
     <w:r>
       <w:tab/>
       <w:tab/>
-      <w:t>2026-01-23</w:t>
+      <w:t>2026-01-24</w:t>
       <w:br/>
       <w:br/>
     </w:r>

--- a/klagomål/A 1110-2026 FSC-klagomål.docx
+++ b/klagomål/A 1110-2026 FSC-klagomål.docx
@@ -697,7 +697,7 @@
     <w:r>
       <w:tab/>
       <w:tab/>
-      <w:t>2026-01-24</w:t>
+      <w:t>2026-01-25</w:t>
       <w:br/>
       <w:br/>
     </w:r>

--- a/klagomål/A 1110-2026 FSC-klagomål.docx
+++ b/klagomål/A 1110-2026 FSC-klagomål.docx
@@ -697,7 +697,7 @@
     <w:r>
       <w:tab/>
       <w:tab/>
-      <w:t>2026-01-25</w:t>
+      <w:t>2026-01-26</w:t>
       <w:br/>
       <w:br/>
     </w:r>

--- a/klagomål/A 1110-2026 FSC-klagomål.docx
+++ b/klagomål/A 1110-2026 FSC-klagomål.docx
@@ -697,7 +697,7 @@
     <w:r>
       <w:tab/>
       <w:tab/>
-      <w:t>2026-01-26</w:t>
+      <w:t>2026-01-27</w:t>
       <w:br/>
       <w:br/>
     </w:r>

--- a/klagomål/A 1110-2026 FSC-klagomål.docx
+++ b/klagomål/A 1110-2026 FSC-klagomål.docx
@@ -697,7 +697,7 @@
     <w:r>
       <w:tab/>
       <w:tab/>
-      <w:t>2026-01-27</w:t>
+      <w:t>2026-01-28</w:t>
       <w:br/>
       <w:br/>
     </w:r>

--- a/klagomål/A 1110-2026 FSC-klagomål.docx
+++ b/klagomål/A 1110-2026 FSC-klagomål.docx
@@ -112,7 +112,7 @@
         <w:pStyle w:val="ListBullet"/>
       </w:pPr>
       <w:r>
-        <w:t>Om ett ombud (tex Norra skog eller Mellanskog) avverkningsanmäler en skog med naturvärden motsvarande nyckelbiotops kvalité men markägaren inte är FSC certifierad, bör du skicka in ett FSC kontrollerat virke klagomål. Då ska klagomålet skickas till ombudsföretaget.</w:t>
+        <w:t>Om ett ombud (tex Norra skog eller Mellanskog) avverkningsanmäler en skog med naturvärden motsvarande nyckelbiotops kvalitet men markägaren inte är FSC certifierad, bör du skicka in ett FSC kontrollerat virke klagomål. Då ska klagomålet skickas till ombudsföretaget.</w:t>
       </w:r>
     </w:p>
     <w:p>
@@ -251,10 +251,48 @@
         <w:rPr>
           <w:b/>
         </w:rPr>
+        <w:t>Bronshjon</w:t>
+      </w:r>
+      <w:r>
+        <w:t xml:space="preserve"> är en skalbagge vars larvutveckling sker under grov bark på stammar av döda eller döende barrträd, främst gran, i mindre omfattning tall. Arten är knuten till äldre, naturskogslik granskog med inslag av torkande träd. Bronshjon är typisk art för </w:t>
+      </w:r>
+      <w:r>
+        <w:rPr>
+          <w:i/>
+        </w:rPr>
+        <w:t>9010 Taiga</w:t>
+      </w:r>
+      <w:r>
+        <w:t xml:space="preserve"> (SLU Artdatabanken, 2025).</w:t>
+      </w:r>
+    </w:p>
+    <w:p>
+      <w:r>
+        <w:rPr>
+          <w:b/>
+        </w:rPr>
         <w:t>Garnlav (NT)</w:t>
       </w:r>
       <w:r>
-        <w:t xml:space="preserve"> är en utpräglad barrskogsart som ibland kan drapera träden i norrländska grannaturskogar med hög luftfuktighet. Den förekommer även i talldominerade bestånd där den, förutom i trädens grenverk, påträffas hängande över ojämnheter i tallbarken. Arten har minskat starkt i södra och mellersta Sverige och den minskar även i sitt nordliga utbredningsområde. Orsaken till tillbakagången beror främst på slutavverkningar av naturskogsartade skogar. Bestånd med riklig förekomst bör regelmässigt sparas. Garnlav är värdväxt för den mycket sällsynta och akut hotade fjärilen barrskogslavfly (CR) som hör hemma i boreala barrskogar med riklig förekomst av värdväxten. Tidigare kunde arten konstateras årligen på flera platser vid Dala-Floda i Dalarna innan lokalerna kalavverkades. Senaste fyndet i landet av barrskogslavfly är från år 2000 då den påträffades vid Högberget i Sollefteå kommun (SLU Artdatabanken, 2024).</w:t>
+        <w:t xml:space="preserve"> är en utpräglad barrskogsart som ibland kan drapera träden i norrländska grannaturskogar med hög luftfuktighet. Den förekommer även i talldominerade bestånd där den, förutom i trädens grenverk, påträffas hängande över ojämnheter i tallbarken. Arten har minskat starkt i södra och mellersta Sverige och den minskar även i sitt nordliga utbredningsområde. Orsaken till tillbakagången beror främst på slutavverkningar av naturskogsartade skogar. Bestånd med riklig förekomst bör regelmässigt sparas. Garnlav är värdväxt för den mycket sällsynta och akut hotade fjärilen barrskogslavfly (CR) som hör hemma i boreala barrskogar med riklig förekomst av värdväxten. Tidigare kunde arten konstateras årligen på flera platser vid Dala-Floda i Dalarna innan lokalerna kalavverkades. Senaste fyndet i landet av barrskogslavfly är från år 2000 då den påträffades vid Högberget i Sollefteå kommun. Garnlav är typisk art för </w:t>
+      </w:r>
+      <w:r>
+        <w:rPr>
+          <w:i/>
+        </w:rPr>
+        <w:t xml:space="preserve">9010 Taiga </w:t>
+      </w:r>
+      <w:r>
+        <w:t>och</w:t>
+      </w:r>
+      <w:r>
+        <w:rPr>
+          <w:i/>
+        </w:rPr>
+        <w:t xml:space="preserve"> 9070 Trädklädd betesmark </w:t>
+      </w:r>
+      <w:r>
+        <w:t xml:space="preserve"> (SLU Artdatabanken, 2024).</w:t>
       </w:r>
     </w:p>
     <w:p>
@@ -265,7 +303,25 @@
         <w:t>Stor aspticka</w:t>
       </w:r>
       <w:r>
-        <w:t xml:space="preserve"> är knuten till gamla levande aspar och orsakar karaktäristiska inbuktningar i stammen (så kallad nekroser). Slutavverknings- och gallringsåtgärder i löv- och blandskogsbestånd som innebär att tillgången på grov asp minskar är ett hot mot arten. Det är viktigt att äldre aspar och aspbestånd sparas och för att gynna arten på sikt bör aspinslagen i t.ex. bergbranter, raviner, skogsbryn och kring äldre odlingsmarker generellt sparas i större utsträckning än vad som görs idag (SLU Artdatabanken, 2024; Nitare &amp; Skogsstyrelsen, 2019).</w:t>
+        <w:t xml:space="preserve"> är knuten till gamla levande aspar och orsakar karaktäristiska inbuktningar i stammen (så kallad nekroser). Slutavverknings- och gallringsåtgärder i löv- och blandskogsbestånd som innebär att tillgången på grov asp minskar är ett hot mot arten. Det är viktigt att äldre aspar och aspbestånd sparas och för att gynna arten på sikt bör aspinslagen i t.ex. bergbranter, raviner, skogsbryn och kring äldre odlingsmarker generellt sparas i större utsträckning än vad som görs idag. Stor aspticka är typisk art för </w:t>
+      </w:r>
+      <w:r>
+        <w:rPr>
+          <w:i/>
+        </w:rPr>
+        <w:t xml:space="preserve">9010 Taiga </w:t>
+      </w:r>
+      <w:r>
+        <w:t xml:space="preserve">och </w:t>
+      </w:r>
+      <w:r>
+        <w:rPr>
+          <w:i/>
+        </w:rPr>
+        <w:t>9030 Landhöjningsskog</w:t>
+      </w:r>
+      <w:r>
+        <w:t xml:space="preserve"> (SLU Artdatabanken, 2024; Nitare &amp; Skogsstyrelsen, 2019).</w:t>
       </w:r>
     </w:p>
     <w:p>
@@ -276,7 +332,16 @@
         <w:t>Tibast</w:t>
       </w:r>
       <w:r>
-        <w:t xml:space="preserve"> är en kalkgynnad buske som växer på mullrik, frisk eller svagt fuktig mark, exempelvis i gamla kalkgranskogar, lövträdslundar, varma källpåverkade sluttningar och exklusiva biotoper kopplade till vattendrag. Förekomster i gammal skog visar på höga naturvärden och bör alltid noteras i samband med naturvärdesinventeringar. Tibast är värdväxt för de två fjärilsarterna större tibastmal och brun tibastmal (CR) (SLU Artdatabanken, 2024; Nitare &amp; Skogsstyrelsen, 2019).</w:t>
+        <w:t xml:space="preserve"> är en kalkgynnad buske som växer på mullrik, frisk eller svagt fuktig mark, exempelvis i gamla kalkgranskogar, lövträdslundar, varma källpåverkade sluttningar och exklusiva biotoper kopplade till vattendrag. Förekomster i gammal skog visar på höga naturvärden och bör alltid noteras i samband med naturvärdesinventeringar. Tibast är typisk art för </w:t>
+      </w:r>
+      <w:r>
+        <w:rPr>
+          <w:i/>
+        </w:rPr>
+        <w:t>9050 Näringsrik granskog</w:t>
+      </w:r>
+      <w:r>
+        <w:t xml:space="preserve"> och värdväxt för de två fjärilsarterna större tibastmal och brun tibastmal (CR) (SLU Artdatabanken, 2024; Nitare &amp; Skogsstyrelsen, 2019).</w:t>
       </w:r>
     </w:p>
     <w:p>
@@ -290,6 +355,35 @@
     <w:p>
       <w:r>
         <w:t>Följande fridlysta arter har sina livsmiljöer och växtplatser i den avverkningsanmälda skogen: blåsippa (§9).</w:t>
+      </w:r>
+    </w:p>
+    <w:p>
+      <w:r>
+        <w:rPr>
+          <w:b/>
+        </w:rPr>
+        <w:t>Blåsippa (§9)</w:t>
+      </w:r>
+      <w:r>
+        <w:t xml:space="preserve"> är typisk art för </w:t>
+      </w:r>
+      <w:r>
+        <w:rPr>
+          <w:i/>
+        </w:rPr>
+        <w:t>9050 Näringsrik granskog, 9020 Nordlig ädellövskog</w:t>
+      </w:r>
+      <w:r>
+        <w:t xml:space="preserve"> och </w:t>
+      </w:r>
+      <w:r>
+        <w:rPr>
+          <w:i/>
+        </w:rPr>
+        <w:t>8240 Karsthällmarker</w:t>
+      </w:r>
+      <w:r>
+        <w:t xml:space="preserve"> (SLU Artdatabanken, 2025).</w:t>
       </w:r>
     </w:p>
     <w:p>
@@ -697,7 +791,7 @@
     <w:r>
       <w:tab/>
       <w:tab/>
-      <w:t>2026-01-28</w:t>
+      <w:t>2026-01-29</w:t>
       <w:br/>
       <w:br/>
     </w:r>

--- a/klagomål/A 1110-2026 FSC-klagomål.docx
+++ b/klagomål/A 1110-2026 FSC-klagomål.docx
@@ -791,7 +791,7 @@
     <w:r>
       <w:tab/>
       <w:tab/>
-      <w:t>2026-01-29</w:t>
+      <w:t>2026-01-30</w:t>
       <w:br/>
       <w:br/>
     </w:r>

--- a/klagomål/A 1110-2026 FSC-klagomål.docx
+++ b/klagomål/A 1110-2026 FSC-klagomål.docx
@@ -791,7 +791,7 @@
     <w:r>
       <w:tab/>
       <w:tab/>
-      <w:t>2026-01-30</w:t>
+      <w:t>2026-01-31</w:t>
       <w:br/>
       <w:br/>
     </w:r>

--- a/klagomål/A 1110-2026 FSC-klagomål.docx
+++ b/klagomål/A 1110-2026 FSC-klagomål.docx
@@ -791,7 +791,7 @@
     <w:r>
       <w:tab/>
       <w:tab/>
-      <w:t>2026-02-28</w:t>
+      <w:t>2026-03-01</w:t>
       <w:br/>
       <w:br/>
     </w:r>

--- a/klagomål/A 1110-2026 FSC-klagomål.docx
+++ b/klagomål/A 1110-2026 FSC-klagomål.docx
@@ -791,7 +791,7 @@
     <w:r>
       <w:tab/>
       <w:tab/>
-      <w:t>2026-03-01</w:t>
+      <w:t>2026-03-02</w:t>
       <w:br/>
       <w:br/>
     </w:r>

--- a/klagomål/A 1110-2026 FSC-klagomål.docx
+++ b/klagomål/A 1110-2026 FSC-klagomål.docx
@@ -289,7 +289,7 @@
         <w:rPr>
           <w:i/>
         </w:rPr>
-        <w:t xml:space="preserve"> 9070 Trädklädd betesmark </w:t>
+        <w:t xml:space="preserve"> 9070 Trädklädd betesmark</w:t>
       </w:r>
       <w:r>
         <w:t xml:space="preserve"> (SLU Artdatabanken, 2024).</w:t>
@@ -791,7 +791,7 @@
     <w:r>
       <w:tab/>
       <w:tab/>
-      <w:t>2026-03-02</w:t>
+      <w:t>2026-03-03</w:t>
       <w:br/>
       <w:br/>
     </w:r>

--- a/klagomål/A 1110-2026 FSC-klagomål.docx
+++ b/klagomål/A 1110-2026 FSC-klagomål.docx
@@ -791,7 +791,7 @@
     <w:r>
       <w:tab/>
       <w:tab/>
-      <w:t>2026-03-03</w:t>
+      <w:t>2026-03-04</w:t>
       <w:br/>
       <w:br/>
     </w:r>

--- a/klagomål/A 1110-2026 FSC-klagomål.docx
+++ b/klagomål/A 1110-2026 FSC-klagomål.docx
@@ -791,7 +791,7 @@
     <w:r>
       <w:tab/>
       <w:tab/>
-      <w:t>2026-03-04</w:t>
+      <w:t>2026-03-05</w:t>
       <w:br/>
       <w:br/>
     </w:r>

--- a/klagomål/A 1110-2026 FSC-klagomål.docx
+++ b/klagomål/A 1110-2026 FSC-klagomål.docx
@@ -791,7 +791,7 @@
     <w:r>
       <w:tab/>
       <w:tab/>
-      <w:t>2026-03-05</w:t>
+      <w:t>2026-03-06</w:t>
       <w:br/>
       <w:br/>
     </w:r>

--- a/klagomål/A 1110-2026 FSC-klagomål.docx
+++ b/klagomål/A 1110-2026 FSC-klagomål.docx
@@ -791,7 +791,7 @@
     <w:r>
       <w:tab/>
       <w:tab/>
-      <w:t>2026-03-06</w:t>
+      <w:t>2026-03-07</w:t>
       <w:br/>
       <w:br/>
     </w:r>

--- a/klagomål/A 1110-2026 FSC-klagomål.docx
+++ b/klagomål/A 1110-2026 FSC-klagomål.docx
@@ -342,6 +342,17 @@
       </w:r>
       <w:r>
         <w:t xml:space="preserve"> och värdväxt för de två fjärilsarterna större tibastmal och brun tibastmal (CR) (SLU Artdatabanken, 2024; Nitare &amp; Skogsstyrelsen, 2019).</w:t>
+      </w:r>
+    </w:p>
+    <w:p>
+      <w:r>
+        <w:rPr>
+          <w:b/>
+        </w:rPr>
+        <w:t xml:space="preserve">Vågbandad barkbock </w:t>
+      </w:r>
+      <w:r>
+        <w:t>är en långhorning vars larvutveckling sker under bark på nyligen döda stående barrträd, främst gran, mer undantagsvis på tall. Främst i stående träd, särskilt gamla, långsamvuxna granar med grov bark, även i grövre grenar, stubbar eller vindfällen. Arten är starkt knuten till naturskogsliknande granskogar, och gynnas av extrema torrsomrar som försvagar träden. Arten påverkas negativt av brist på kontinuitetsskog och en minskning av populationen pågår eller förväntas ske (SLU Artdatabanken, 2025).</w:t>
       </w:r>
     </w:p>
     <w:p>
@@ -791,7 +802,7 @@
     <w:r>
       <w:tab/>
       <w:tab/>
-      <w:t>2026-03-13</w:t>
+      <w:t>2026-03-16</w:t>
       <w:br/>
       <w:br/>
     </w:r>

--- a/klagomål/A 1110-2026 FSC-klagomål.docx
+++ b/klagomål/A 1110-2026 FSC-klagomål.docx
@@ -802,7 +802,7 @@
     <w:r>
       <w:tab/>
       <w:tab/>
-      <w:t>2026-03-16</w:t>
+      <w:t>2026-03-17</w:t>
       <w:br/>
       <w:br/>
     </w:r>

--- a/klagomål/A 1110-2026 FSC-klagomål.docx
+++ b/klagomål/A 1110-2026 FSC-klagomål.docx
@@ -802,7 +802,7 @@
     <w:r>
       <w:tab/>
       <w:tab/>
-      <w:t>2026-03-17</w:t>
+      <w:t>2026-03-18</w:t>
       <w:br/>
       <w:br/>
     </w:r>

--- a/klagomål/A 1110-2026 FSC-klagomål.docx
+++ b/klagomål/A 1110-2026 FSC-klagomål.docx
@@ -802,7 +802,7 @@
     <w:r>
       <w:tab/>
       <w:tab/>
-      <w:t>2026-03-18</w:t>
+      <w:t>2026-03-19</w:t>
       <w:br/>
       <w:br/>
     </w:r>

--- a/klagomål/A 1110-2026 FSC-klagomål.docx
+++ b/klagomål/A 1110-2026 FSC-klagomål.docx
@@ -802,7 +802,7 @@
     <w:r>
       <w:tab/>
       <w:tab/>
-      <w:t>2026-03-19</w:t>
+      <w:t>2026-03-20</w:t>
       <w:br/>
       <w:br/>
     </w:r>

--- a/klagomål/A 1110-2026 FSC-klagomål.docx
+++ b/klagomål/A 1110-2026 FSC-klagomål.docx
@@ -802,7 +802,7 @@
     <w:r>
       <w:tab/>
       <w:tab/>
-      <w:t>2026-03-20</w:t>
+      <w:t>2026-03-21</w:t>
       <w:br/>
       <w:br/>
     </w:r>

--- a/klagomål/A 1110-2026 FSC-klagomål.docx
+++ b/klagomål/A 1110-2026 FSC-klagomål.docx
@@ -802,7 +802,7 @@
     <w:r>
       <w:tab/>
       <w:tab/>
-      <w:t>2026-03-21</w:t>
+      <w:t>2026-03-22</w:t>
       <w:br/>
       <w:br/>
     </w:r>

--- a/klagomål/A 1110-2026 FSC-klagomål.docx
+++ b/klagomål/A 1110-2026 FSC-klagomål.docx
@@ -802,7 +802,7 @@
     <w:r>
       <w:tab/>
       <w:tab/>
-      <w:t>2026-03-22</w:t>
+      <w:t>2026-03-23</w:t>
       <w:br/>
       <w:br/>
     </w:r>

--- a/klagomål/A 1110-2026 FSC-klagomål.docx
+++ b/klagomål/A 1110-2026 FSC-klagomål.docx
@@ -802,7 +802,7 @@
     <w:r>
       <w:tab/>
       <w:tab/>
-      <w:t>2026-03-23</w:t>
+      <w:t>2026-03-24</w:t>
       <w:br/>
       <w:br/>
     </w:r>

--- a/klagomål/A 1110-2026 FSC-klagomål.docx
+++ b/klagomål/A 1110-2026 FSC-klagomål.docx
@@ -802,7 +802,7 @@
     <w:r>
       <w:tab/>
       <w:tab/>
-      <w:t>2026-03-24</w:t>
+      <w:t>2026-03-25</w:t>
       <w:br/>
       <w:br/>
     </w:r>

--- a/klagomål/A 1110-2026 FSC-klagomål.docx
+++ b/klagomål/A 1110-2026 FSC-klagomål.docx
@@ -802,7 +802,7 @@
     <w:r>
       <w:tab/>
       <w:tab/>
-      <w:t>2026-03-25</w:t>
+      <w:t>2026-03-26</w:t>
       <w:br/>
       <w:br/>
     </w:r>

--- a/klagomål/A 1110-2026 FSC-klagomål.docx
+++ b/klagomål/A 1110-2026 FSC-klagomål.docx
@@ -802,7 +802,7 @@
     <w:r>
       <w:tab/>
       <w:tab/>
-      <w:t>2026-03-26</w:t>
+      <w:t>2026-03-27</w:t>
       <w:br/>
       <w:br/>
     </w:r>

--- a/klagomål/A 1110-2026 FSC-klagomål.docx
+++ b/klagomål/A 1110-2026 FSC-klagomål.docx
@@ -802,7 +802,7 @@
     <w:r>
       <w:tab/>
       <w:tab/>
-      <w:t>2026-03-27</w:t>
+      <w:t>2026-03-28</w:t>
       <w:br/>
       <w:br/>
     </w:r>

--- a/klagomål/A 1110-2026 FSC-klagomål.docx
+++ b/klagomål/A 1110-2026 FSC-klagomål.docx
@@ -802,7 +802,7 @@
     <w:r>
       <w:tab/>
       <w:tab/>
-      <w:t>2026-03-28</w:t>
+      <w:t>2026-03-29</w:t>
       <w:br/>
       <w:br/>
     </w:r>

--- a/klagomål/A 1110-2026 FSC-klagomål.docx
+++ b/klagomål/A 1110-2026 FSC-klagomål.docx
@@ -802,7 +802,7 @@
     <w:r>
       <w:tab/>
       <w:tab/>
-      <w:t>2026-03-29</w:t>
+      <w:t>2026-03-30</w:t>
       <w:br/>
       <w:br/>
     </w:r>

--- a/klagomål/A 1110-2026 FSC-klagomål.docx
+++ b/klagomål/A 1110-2026 FSC-klagomål.docx
@@ -802,7 +802,7 @@
     <w:r>
       <w:tab/>
       <w:tab/>
-      <w:t>2026-03-30</w:t>
+      <w:t>2026-03-31</w:t>
       <w:br/>
       <w:br/>
     </w:r>

--- a/klagomål/A 1110-2026 FSC-klagomål.docx
+++ b/klagomål/A 1110-2026 FSC-klagomål.docx
@@ -802,7 +802,7 @@
     <w:r>
       <w:tab/>
       <w:tab/>
-      <w:t>2026-03-31</w:t>
+      <w:t>2026-04-01</w:t>
       <w:br/>
       <w:br/>
     </w:r>

--- a/klagomål/A 1110-2026 FSC-klagomål.docx
+++ b/klagomål/A 1110-2026 FSC-klagomål.docx
@@ -802,7 +802,7 @@
     <w:r>
       <w:tab/>
       <w:tab/>
-      <w:t>2026-04-01</w:t>
+      <w:t>2026-04-02</w:t>
       <w:br/>
       <w:br/>
     </w:r>

--- a/klagomål/A 1110-2026 FSC-klagomål.docx
+++ b/klagomål/A 1110-2026 FSC-klagomål.docx
@@ -802,7 +802,7 @@
     <w:r>
       <w:tab/>
       <w:tab/>
-      <w:t>2026-04-02</w:t>
+      <w:t>2026-04-03</w:t>
       <w:br/>
       <w:br/>
     </w:r>

--- a/klagomål/A 1110-2026 FSC-klagomål.docx
+++ b/klagomål/A 1110-2026 FSC-klagomål.docx
@@ -802,7 +802,7 @@
     <w:r>
       <w:tab/>
       <w:tab/>
-      <w:t>2026-04-03</w:t>
+      <w:t>2026-04-04</w:t>
       <w:br/>
       <w:br/>
     </w:r>

--- a/klagomål/A 1110-2026 FSC-klagomål.docx
+++ b/klagomål/A 1110-2026 FSC-klagomål.docx
@@ -802,7 +802,7 @@
     <w:r>
       <w:tab/>
       <w:tab/>
-      <w:t>2026-04-04</w:t>
+      <w:t>2026-04-05</w:t>
       <w:br/>
       <w:br/>
     </w:r>

--- a/klagomål/A 1110-2026 FSC-klagomål.docx
+++ b/klagomål/A 1110-2026 FSC-klagomål.docx
@@ -802,7 +802,7 @@
     <w:r>
       <w:tab/>
       <w:tab/>
-      <w:t>2026-04-05</w:t>
+      <w:t>2026-04-06</w:t>
       <w:br/>
       <w:br/>
     </w:r>

--- a/klagomål/A 1110-2026 FSC-klagomål.docx
+++ b/klagomål/A 1110-2026 FSC-klagomål.docx
@@ -271,10 +271,10 @@
         <w:rPr>
           <w:b/>
         </w:rPr>
-        <w:t>Garnlav (NT)</w:t>
+        <w:t>Garnlav (VU)</w:t>
       </w:r>
       <w:r>
-        <w:t xml:space="preserve"> är en utpräglad barrskogsart som ibland kan drapera träden i norrländska grannaturskogar med hög luftfuktighet. Den förekommer även i talldominerade bestånd där den, förutom i trädens grenverk, påträffas hängande över ojämnheter i tallbarken. Arten har minskat starkt i södra och mellersta Sverige och den minskar även i sitt nordliga utbredningsområde. Orsaken till tillbakagången beror främst på slutavverkningar av naturskogsartade skogar. Bestånd med riklig förekomst bör regelmässigt sparas. Garnlav är värdväxt för den mycket sällsynta och akut hotade fjärilen barrskogslavfly (CR) som hör hemma i boreala barrskogar med riklig förekomst av värdväxten. Tidigare kunde arten konstateras årligen på flera platser vid Dala-Floda i Dalarna innan lokalerna kalavverkades. Senaste fyndet i landet av barrskogslavfly är från år 2000 då den påträffades vid Högberget i Sollefteå kommun. Garnlav är typisk art för </w:t>
+        <w:t xml:space="preserve"> är en utpräglad barrskogsart som ibland kan drapera träden i norrländska grannaturskogar med hög luftfuktighet. Den förekommer även i talldominerade bestånd där den, förutom i trädens grenverk, påträffas hängande över ojämnheter i tallbarken. Arten har minskat starkt i södra och mellersta Sverige och den minskar även i sitt nordliga utbredningsområde. Minskningstakten uppgår till 30 (20–50) % inom 50 år och överstiger gränsvärdet för Sårbar (VU). Orsaken till tillbakagången beror främst på slutavverkningar av naturskogsartade skogar. Bestånd med riklig förekomst bör regelmässigt sparas, vilket även gynnar flera andra sällsynta och rödlistade arter. Garnlav är värdväxt för den mycket sällsynta och akut hotade fjärilen barrskogslavfly (CR) som hör hemma i boreala barrskogar med riklig förekomst av värdväxten. Tidigare kunde arten konstateras årligen på flera platser vid Dala-Floda i Dalarna innan lokalerna kalavverkades. Senaste fyndet i landet av barrskogslavfly är från år 2000 då den påträffades vid Högberget i Sollefteå kommun. Garnlav är typisk art för </w:t>
       </w:r>
       <w:r>
         <w:rPr>
@@ -292,7 +292,7 @@
         <w:t xml:space="preserve"> 9070 Trädklädd betesmark</w:t>
       </w:r>
       <w:r>
-        <w:t xml:space="preserve"> (SLU Artdatabanken, 2024).</w:t>
+        <w:t xml:space="preserve"> (SLU Artdatabanken, 2026).</w:t>
       </w:r>
     </w:p>
     <w:p>
@@ -802,7 +802,7 @@
     <w:r>
       <w:tab/>
       <w:tab/>
-      <w:t>2026-04-06</w:t>
+      <w:t>2026-04-07</w:t>
       <w:br/>
       <w:br/>
     </w:r>

--- a/klagomål/A 1110-2026 FSC-klagomål.docx
+++ b/klagomål/A 1110-2026 FSC-klagomål.docx
@@ -802,7 +802,7 @@
     <w:r>
       <w:tab/>
       <w:tab/>
-      <w:t>2026-04-07</w:t>
+      <w:t>2026-04-08</w:t>
       <w:br/>
       <w:br/>
     </w:r>

--- a/klagomål/A 1110-2026 FSC-klagomål.docx
+++ b/klagomål/A 1110-2026 FSC-klagomål.docx
@@ -802,7 +802,7 @@
     <w:r>
       <w:tab/>
       <w:tab/>
-      <w:t>2026-04-08</w:t>
+      <w:t>2026-04-09</w:t>
       <w:br/>
       <w:br/>
     </w:r>

--- a/klagomål/A 1110-2026 FSC-klagomål.docx
+++ b/klagomål/A 1110-2026 FSC-klagomål.docx
@@ -802,7 +802,7 @@
     <w:r>
       <w:tab/>
       <w:tab/>
-      <w:t>2026-04-09</w:t>
+      <w:t>2026-04-10</w:t>
       <w:br/>
       <w:br/>
     </w:r>

--- a/klagomål/A 1110-2026 FSC-klagomål.docx
+++ b/klagomål/A 1110-2026 FSC-klagomål.docx
@@ -802,7 +802,7 @@
     <w:r>
       <w:tab/>
       <w:tab/>
-      <w:t>2026-04-10</w:t>
+      <w:t>2026-04-11</w:t>
       <w:br/>
       <w:br/>
     </w:r>

--- a/klagomål/A 1110-2026 FSC-klagomål.docx
+++ b/klagomål/A 1110-2026 FSC-klagomål.docx
@@ -802,7 +802,7 @@
     <w:r>
       <w:tab/>
       <w:tab/>
-      <w:t>2026-05-16</w:t>
+      <w:t>2026-05-17</w:t>
       <w:br/>
       <w:br/>
     </w:r>

--- a/klagomål/A 1110-2026 FSC-klagomål.docx
+++ b/klagomål/A 1110-2026 FSC-klagomål.docx
@@ -802,7 +802,7 @@
     <w:r>
       <w:tab/>
       <w:tab/>
-      <w:t>2026-05-17</w:t>
+      <w:t>2026-05-18</w:t>
       <w:br/>
       <w:br/>
     </w:r>

--- a/klagomål/A 1110-2026 FSC-klagomål.docx
+++ b/klagomål/A 1110-2026 FSC-klagomål.docx
@@ -802,7 +802,7 @@
     <w:r>
       <w:tab/>
       <w:tab/>
-      <w:t>2026-05-18</w:t>
+      <w:t>2026-05-19</w:t>
       <w:br/>
       <w:br/>
     </w:r>

--- a/klagomål/A 1110-2026 FSC-klagomål.docx
+++ b/klagomål/A 1110-2026 FSC-klagomål.docx
@@ -802,7 +802,7 @@
     <w:r>
       <w:tab/>
       <w:tab/>
-      <w:t>2026-05-19</w:t>
+      <w:t>2026-05-20</w:t>
       <w:br/>
       <w:br/>
     </w:r>

--- a/klagomål/A 1110-2026 FSC-klagomål.docx
+++ b/klagomål/A 1110-2026 FSC-klagomål.docx
@@ -802,7 +802,7 @@
     <w:r>
       <w:tab/>
       <w:tab/>
-      <w:t>2026-05-20</w:t>
+      <w:t>2026-05-21</w:t>
       <w:br/>
       <w:br/>
     </w:r>

--- a/klagomål/A 1110-2026 FSC-klagomål.docx
+++ b/klagomål/A 1110-2026 FSC-klagomål.docx
@@ -802,7 +802,7 @@
     <w:r>
       <w:tab/>
       <w:tab/>
-      <w:t>2026-05-21</w:t>
+      <w:t>2026-05-22</w:t>
       <w:br/>
       <w:br/>
     </w:r>

--- a/klagomål/A 1110-2026 FSC-klagomål.docx
+++ b/klagomål/A 1110-2026 FSC-klagomål.docx
@@ -802,7 +802,7 @@
     <w:r>
       <w:tab/>
       <w:tab/>
-      <w:t>2026-05-22</w:t>
+      <w:t>2026-05-23</w:t>
       <w:br/>
       <w:br/>
     </w:r>

--- a/klagomål/A 1110-2026 FSC-klagomål.docx
+++ b/klagomål/A 1110-2026 FSC-klagomål.docx
@@ -802,7 +802,7 @@
     <w:r>
       <w:tab/>
       <w:tab/>
-      <w:t>2026-05-23</w:t>
+      <w:t>2026-05-24</w:t>
       <w:br/>
       <w:br/>
     </w:r>

--- a/klagomål/A 1110-2026 FSC-klagomål.docx
+++ b/klagomål/A 1110-2026 FSC-klagomål.docx
@@ -802,7 +802,7 @@
     <w:r>
       <w:tab/>
       <w:tab/>
-      <w:t>2026-05-24</w:t>
+      <w:t>2026-05-25</w:t>
       <w:br/>
       <w:br/>
     </w:r>

--- a/klagomål/A 1110-2026 FSC-klagomål.docx
+++ b/klagomål/A 1110-2026 FSC-klagomål.docx
@@ -802,7 +802,7 @@
     <w:r>
       <w:tab/>
       <w:tab/>
-      <w:t>2026-05-25</w:t>
+      <w:t>2026-05-26</w:t>
       <w:br/>
       <w:br/>
     </w:r>

--- a/klagomål/A 1110-2026 FSC-klagomål.docx
+++ b/klagomål/A 1110-2026 FSC-klagomål.docx
@@ -802,7 +802,7 @@
     <w:r>
       <w:tab/>
       <w:tab/>
-      <w:t>2026-05-26</w:t>
+      <w:t>2026-05-27</w:t>
       <w:br/>
       <w:br/>
     </w:r>

--- a/klagomål/A 1110-2026 FSC-klagomål.docx
+++ b/klagomål/A 1110-2026 FSC-klagomål.docx
@@ -802,7 +802,7 @@
     <w:r>
       <w:tab/>
       <w:tab/>
-      <w:t>2026-05-27</w:t>
+      <w:t>2026-05-28</w:t>
       <w:br/>
       <w:br/>
     </w:r>

--- a/klagomål/A 1110-2026 FSC-klagomål.docx
+++ b/klagomål/A 1110-2026 FSC-klagomål.docx
@@ -802,7 +802,7 @@
     <w:r>
       <w:tab/>
       <w:tab/>
-      <w:t>2026-05-28</w:t>
+      <w:t>2026-05-29</w:t>
       <w:br/>
       <w:br/>
     </w:r>

--- a/klagomål/A 1110-2026 FSC-klagomål.docx
+++ b/klagomål/A 1110-2026 FSC-klagomål.docx
@@ -802,7 +802,7 @@
     <w:r>
       <w:tab/>
       <w:tab/>
-      <w:t>2026-05-29</w:t>
+      <w:t>2026-05-30</w:t>
       <w:br/>
       <w:br/>
     </w:r>

--- a/klagomål/A 1110-2026 FSC-klagomål.docx
+++ b/klagomål/A 1110-2026 FSC-klagomål.docx
@@ -802,7 +802,7 @@
     <w:r>
       <w:tab/>
       <w:tab/>
-      <w:t>2026-05-30</w:t>
+      <w:t>2026-05-31</w:t>
       <w:br/>
       <w:br/>
     </w:r>

--- a/klagomål/A 1110-2026 FSC-klagomål.docx
+++ b/klagomål/A 1110-2026 FSC-klagomål.docx
@@ -802,7 +802,7 @@
     <w:r>
       <w:tab/>
       <w:tab/>
-      <w:t>2026-05-31</w:t>
+      <w:t>2026-06-01</w:t>
       <w:br/>
       <w:br/>
     </w:r>

--- a/klagomål/A 1110-2026 FSC-klagomål.docx
+++ b/klagomål/A 1110-2026 FSC-klagomål.docx
@@ -802,7 +802,7 @@
     <w:r>
       <w:tab/>
       <w:tab/>
-      <w:t>2026-06-01</w:t>
+      <w:t>2026-06-02</w:t>
       <w:br/>
       <w:br/>
     </w:r>

--- a/klagomål/A 1110-2026 FSC-klagomål.docx
+++ b/klagomål/A 1110-2026 FSC-klagomål.docx
@@ -802,7 +802,7 @@
     <w:r>
       <w:tab/>
       <w:tab/>
-      <w:t>2026-06-02</w:t>
+      <w:t>2026-06-03</w:t>
       <w:br/>
       <w:br/>
     </w:r>

--- a/klagomål/A 1110-2026 FSC-klagomål.docx
+++ b/klagomål/A 1110-2026 FSC-klagomål.docx
@@ -802,7 +802,7 @@
     <w:r>
       <w:tab/>
       <w:tab/>
-      <w:t>2026-06-03</w:t>
+      <w:t>2026-06-04</w:t>
       <w:br/>
       <w:br/>
     </w:r>

--- a/klagomål/A 1110-2026 FSC-klagomål.docx
+++ b/klagomål/A 1110-2026 FSC-klagomål.docx
@@ -802,7 +802,7 @@
     <w:r>
       <w:tab/>
       <w:tab/>
-      <w:t>2026-06-04</w:t>
+      <w:t>2026-06-05</w:t>
       <w:br/>
       <w:br/>
     </w:r>

--- a/klagomål/A 1110-2026 FSC-klagomål.docx
+++ b/klagomål/A 1110-2026 FSC-klagomål.docx
@@ -802,7 +802,7 @@
     <w:r>
       <w:tab/>
       <w:tab/>
-      <w:t>2026-06-05</w:t>
+      <w:t>2026-06-06</w:t>
       <w:br/>
       <w:br/>
     </w:r>

--- a/klagomål/A 1110-2026 FSC-klagomål.docx
+++ b/klagomål/A 1110-2026 FSC-klagomål.docx
@@ -802,7 +802,7 @@
     <w:r>
       <w:tab/>
       <w:tab/>
-      <w:t>2026-06-06</w:t>
+      <w:t>2026-06-07</w:t>
       <w:br/>
       <w:br/>
     </w:r>

--- a/klagomål/A 1110-2026 FSC-klagomål.docx
+++ b/klagomål/A 1110-2026 FSC-klagomål.docx
@@ -802,7 +802,7 @@
     <w:r>
       <w:tab/>
       <w:tab/>
-      <w:t>2026-06-07</w:t>
+      <w:t>2026-06-08</w:t>
       <w:br/>
       <w:br/>
     </w:r>

--- a/klagomål/A 1110-2026 FSC-klagomål.docx
+++ b/klagomål/A 1110-2026 FSC-klagomål.docx
@@ -802,7 +802,7 @@
     <w:r>
       <w:tab/>
       <w:tab/>
-      <w:t>2026-06-08</w:t>
+      <w:t>2026-06-09</w:t>
       <w:br/>
       <w:br/>
     </w:r>

--- a/klagomål/A 1110-2026 FSC-klagomål.docx
+++ b/klagomål/A 1110-2026 FSC-klagomål.docx
@@ -802,7 +802,7 @@
     <w:r>
       <w:tab/>
       <w:tab/>
-      <w:t>2026-06-09</w:t>
+      <w:t>2026-06-10</w:t>
       <w:br/>
       <w:br/>
     </w:r>

--- a/klagomål/A 1110-2026 FSC-klagomål.docx
+++ b/klagomål/A 1110-2026 FSC-klagomål.docx
@@ -802,7 +802,7 @@
     <w:r>
       <w:tab/>
       <w:tab/>
-      <w:t>2026-06-10</w:t>
+      <w:t>2026-06-11</w:t>
       <w:br/>
       <w:br/>
     </w:r>

--- a/klagomål/A 1110-2026 FSC-klagomål.docx
+++ b/klagomål/A 1110-2026 FSC-klagomål.docx
@@ -802,7 +802,7 @@
     <w:r>
       <w:tab/>
       <w:tab/>
-      <w:t>2026-06-11</w:t>
+      <w:t>2026-06-12</w:t>
       <w:br/>
       <w:br/>
     </w:r>

--- a/klagomål/A 1110-2026 FSC-klagomål.docx
+++ b/klagomål/A 1110-2026 FSC-klagomål.docx
@@ -802,7 +802,7 @@
     <w:r>
       <w:tab/>
       <w:tab/>
-      <w:t>2026-06-12</w:t>
+      <w:t>2026-06-13</w:t>
       <w:br/>
       <w:br/>
     </w:r>

--- a/klagomål/A 1110-2026 FSC-klagomål.docx
+++ b/klagomål/A 1110-2026 FSC-klagomål.docx
@@ -802,7 +802,7 @@
     <w:r>
       <w:tab/>
       <w:tab/>
-      <w:t>2026-06-15</w:t>
+      <w:t>2026-06-16</w:t>
       <w:br/>
       <w:br/>
     </w:r>

--- a/klagomål/A 1110-2026 FSC-klagomål.docx
+++ b/klagomål/A 1110-2026 FSC-klagomål.docx
@@ -802,7 +802,7 @@
     <w:r>
       <w:tab/>
       <w:tab/>
-      <w:t>2026-06-16</w:t>
+      <w:t>2026-06-17</w:t>
       <w:br/>
       <w:br/>
     </w:r>

--- a/klagomål/A 1110-2026 FSC-klagomål.docx
+++ b/klagomål/A 1110-2026 FSC-klagomål.docx
@@ -1,6 +1,6 @@
 
 <file path=word/document.xml><?xml version="1.0" encoding="utf-8"?>
-<w:document xmlns:wpc="http://schemas.microsoft.com/office/word/2010/wordprocessingCanvas" xmlns:cx="http://schemas.microsoft.com/office/drawing/2014/chartex" xmlns:cx1="http://schemas.microsoft.com/office/drawing/2015/9/8/chartex" xmlns:cx2="http://schemas.microsoft.com/office/drawing/2015/10/21/chartex" xmlns:cx3="http://schemas.microsoft.com/office/drawing/2016/5/9/chartex" xmlns:cx4="http://schemas.microsoft.com/office/drawing/2016/5/10/chartex" xmlns:cx5="http://schemas.microsoft.com/office/drawing/2016/5/11/chartex" xmlns:cx6="http://schemas.microsoft.com/office/drawing/2016/5/12/chartex" xmlns:cx7="http://schemas.microsoft.com/office/drawing/2016/5/13/chartex" xmlns:cx8="http://schemas.microsoft.com/office/drawing/2016/5/14/chartex" xmlns:mc="http://schemas.openxmlformats.org/markup-compatibility/2006" xmlns:aink="http://schemas.microsoft.com/office/drawing/2016/ink" xmlns:am3d="http://schemas.microsoft.com/office/drawing/2017/model3d" xmlns:o="urn:schemas-microsoft-com:office:office" xmlns:oel="http://schemas.microsoft.com/office/2019/extlst" xmlns:r="http://schemas.openxmlformats.org/officeDocument/2006/relationships" xmlns:m="http://schemas.openxmlformats.org/officeDocument/2006/math" xmlns:v="urn:schemas-microsoft-com:vml" xmlns:wp14="http://schemas.microsoft.com/office/word/2010/wordprocessingDrawing" xmlns:wp="http://schemas.openxmlformats.org/drawingml/2006/wordprocessingDrawing" xmlns:w10="urn:schemas-microsoft-com:office:word" xmlns:w="http://schemas.openxmlformats.org/wordprocessingml/2006/main" xmlns:w14="http://schemas.microsoft.com/office/word/2010/wordml" xmlns:w15="http://schemas.microsoft.com/office/word/2012/wordml" xmlns:w16cex="http://schemas.microsoft.com/office/word/2018/wordml/cex" xmlns:w16cid="http://schemas.microsoft.com/office/word/2016/wordml/cid" xmlns:w16="http://schemas.microsoft.com/office/word/2018/wordml" xmlns:w16sdtdh="http://schemas.microsoft.com/office/word/2020/wordml/sdtdatahash" xmlns:w16se="http://schemas.microsoft.com/office/word/2015/wordml/symex" xmlns:wpg="http://schemas.microsoft.com/office/word/2010/wordprocessingGroup" xmlns:wpi="http://schemas.microsoft.com/office/word/2010/wordprocessingInk" xmlns:wne="http://schemas.microsoft.com/office/word/2006/wordml" xmlns:wps="http://schemas.microsoft.com/office/word/2010/wordprocessingShape" mc:Ignorable="w14 w15 w16se w16cid w16 w16cex w16sdtdh wp14">
+<w:document xmlns:wpc="http://schemas.microsoft.com/office/word/2010/wordprocessingCanvas" xmlns:cx="http://schemas.microsoft.com/office/drawing/2014/chartex" xmlns:cx1="http://schemas.microsoft.com/office/drawing/2015/9/8/chartex" xmlns:cx2="http://schemas.microsoft.com/office/drawing/2015/10/21/chartex" xmlns:cx3="http://schemas.microsoft.com/office/drawing/2016/5/9/chartex" xmlns:cx4="http://schemas.microsoft.com/office/drawing/2016/5/10/chartex" xmlns:cx5="http://schemas.microsoft.com/office/drawing/2016/5/11/chartex" xmlns:cx6="http://schemas.microsoft.com/office/drawing/2016/5/12/chartex" xmlns:cx7="http://schemas.microsoft.com/office/drawing/2016/5/13/chartex" xmlns:cx8="http://schemas.microsoft.com/office/drawing/2016/5/14/chartex" xmlns:mc="http://schemas.openxmlformats.org/markup-compatibility/2006" xmlns:aink="http://schemas.microsoft.com/office/drawing/2016/ink" xmlns:am3d="http://schemas.microsoft.com/office/drawing/2017/model3d" xmlns:o="urn:schemas-microsoft-com:office:office" xmlns:oel="http://schemas.microsoft.com/office/2019/extlst" xmlns:r="http://schemas.openxmlformats.org/officeDocument/2006/relationships" xmlns:m="http://schemas.openxmlformats.org/officeDocument/2006/math" xmlns:v="urn:schemas-microsoft-com:vml" xmlns:wp14="http://schemas.microsoft.com/office/word/2010/wordprocessingDrawing" xmlns:wp="http://schemas.openxmlformats.org/drawingml/2006/wordprocessingDrawing" xmlns:w10="urn:schemas-microsoft-com:office:word" xmlns:w="http://schemas.openxmlformats.org/wordprocessingml/2006/main" xmlns:w14="http://schemas.microsoft.com/office/word/2010/wordml" xmlns:w15="http://schemas.microsoft.com/office/word/2012/wordml" xmlns:w16cex="http://schemas.microsoft.com/office/word/2018/wordml/cex" xmlns:w16cid="http://schemas.microsoft.com/office/word/2016/wordml/cid" xmlns:w16="http://schemas.microsoft.com/office/word/2018/wordml" xmlns:w16du="http://schemas.microsoft.com/office/word/2023/wordml/word16du" xmlns:w16sdtdh="http://schemas.microsoft.com/office/word/2020/wordml/sdtdatahash" xmlns:w16sdtfl="http://schemas.microsoft.com/office/word/2024/wordml/sdtformatlock" xmlns:w16se="http://schemas.microsoft.com/office/word/2015/wordml/symex" xmlns:wpg="http://schemas.microsoft.com/office/word/2010/wordprocessingGroup" xmlns:wpi="http://schemas.microsoft.com/office/word/2010/wordprocessingInk" xmlns:wne="http://schemas.microsoft.com/office/word/2006/wordml" xmlns:wps="http://schemas.microsoft.com/office/word/2010/wordprocessingShape" mc:Ignorable="w14 w15 w16se w16cid w16 w16cex w16sdtdh w16sdtfl w16du wp14">
   <w:body>
     <w:p>
       <w:r>
@@ -168,7 +168,7 @@
     </w:p>
     <w:p>
       <w:r>
-        <w:t>Detta dokument behandlar höga naturvärden i avverkningsanmälan A 1110-2026 i Tierps kommun. Denna avverkningsanmälan inkom 2026-01-07 00:00:00 och omfattar 4,1 ha.</w:t>
+        <w:t>Detta dokument behandlar höga naturvärden i avverkningsanmälan A 1110-2026 i Tierps kommun som inkom 2026-01-07 och omfattar 4,1 ha.</w:t>
       </w:r>
     </w:p>
     <w:p>
@@ -191,12 +191,15 @@
     </w:p>
     <w:p>
       <w:r>
-        <w:t>I avverkningsanmälan har följande 6 naturvårdsarter hittats: garnlav (NT), bronshjon (S), stor aspticka (S), tibast (S), vågbandad barkbock (S) och blåsippa (§9). Av dessa är 1 rödlistade. För rödlistade arter har rödlistekategorin angivits inom parentes. Arter som är signalarter enligt Skogsstyrelsen har markerats med (S). För fridlysta arter anges även paragrafen i Artskyddsförordningen som arten är fridlyst enligt.</w:t>
+        <w:t>I och inom 17 meter från avverkningsanmälan har följande 8 naturvårdsarter hittats: garnlav (VU, T), vedtrappmossa (NT, T), bronshjon (S, T), mörk husmossa (S, T), stor aspticka (S, T), tibast (S, T), vågbandad barkbock (S) och blåsippa (T, §9). Av dessa är 2 rödlistade. För rödlistade arter har rödlistekategorin angivits inom parentes. Arter som är signalarter enligt Skogsstyrelsen har markerats med (S). Typiska arter inom Natura 2000 som är kopplade till skogsekosystem har markerats med (T). För fridlysta arter anges även paragrafen i Artskyddsförordningen som arten är fridlyst enligt.</w:t>
       </w:r>
     </w:p>
     <w:p>
       <w:r>
-        <w:t>De påträffade naturvårdsarterna är ett tydligt kvitto på att detta rör sig om en skog med höga naturvärden. I Figur 1 visas en karta över det avverkningsanmälda området, där samtliga fyndplatser för naturvårdsarter som finns registrerade på Artportalen har markerats.</w:t>
+        <w:t>De påträffade naturvårdsarterna är ett tydligt kvitto på att det rör sig om en skog med höga naturvärden.</w:t>
+      </w:r>
+      <w:r>
+        <w:t xml:space="preserve"> I Figur 1 visas fyndplatser för naturvårdsarter i området, som finns registrerade på Artportalen.</w:t>
       </w:r>
     </w:p>
     <w:p>
@@ -206,7 +209,7 @@
       <w:r>
         <w:drawing>
           <wp:inline xmlns:a="http://schemas.openxmlformats.org/drawingml/2006/main" xmlns:pic="http://schemas.openxmlformats.org/drawingml/2006/picture">
-            <wp:extent cx="5486400" cy="4933137"/>
+            <wp:extent cx="5486400" cy="4839474"/>
             <wp:docPr id="1" name="Picture 1"/>
             <wp:cNvGraphicFramePr>
               <a:graphicFrameLocks noChangeAspect="1"/>
@@ -227,7 +230,7 @@
                   <pic:spPr>
                     <a:xfrm>
                       <a:off x="0" y="0"/>
-                      <a:ext cx="5486400" cy="4933137"/>
+                      <a:ext cx="5486400" cy="4839474"/>
                     </a:xfrm>
                     <a:prstGeom prst="rect"/>
                   </pic:spPr>
@@ -241,9 +244,60 @@
     <w:p>
       <w:pPr>
         <w:pStyle w:val="Caption"/>
+        <w:spacing w:after="240"/>
       </w:pPr>
       <w:r>
-        <w:t>Figur 1. Fyndplatser för naturvårdsarter i det avverkningsanmälda området (röd linje). Markörer utan svart kant är placerade på fyndplatsen. Markörer med svart kant är placerade vid sidan av fyndplatsen och har ett svart streck som visar fyndplatsens exakta position. Kartans mittpunktskoordinat är N 6700525, E 643905 i SWEREF 99 TM.</w:t>
+        <w:t>Figur 1. Fyndplatser för naturvårdsarter i och inom 17 meter från avverkningsanmälan (röd linje). Markörer utan svart kant är placerade på fyndplatsen. Markörer med svart kant är placerade vid sidan av fyndplatsen och har ett svart streck som visar fyndplatsens exakta position. Kartans mittpunktskoordinat är N 6700525, E 643905 i SWEREF 99 TM.</w:t>
+      </w:r>
+    </w:p>
+    <w:p>
+      <w:pPr>
+        <w:pStyle w:val="Heading2"/>
+      </w:pPr>
+      <w:r>
+        <w:t>Fridlysta arter</w:t>
+      </w:r>
+    </w:p>
+    <w:p>
+      <w:r>
+        <w:t>Följande fridlysta arter har sina livsmiljöer och växtplatser i den avverkningsanmälda skogen: blåsippa (T, §9).</w:t>
+      </w:r>
+    </w:p>
+    <w:p>
+      <w:r>
+        <w:rPr>
+          <w:b/>
+        </w:rPr>
+        <w:t>Blåsippa (§9)</w:t>
+      </w:r>
+      <w:r>
+        <w:t xml:space="preserve"> är typisk art för </w:t>
+      </w:r>
+      <w:r>
+        <w:rPr>
+          <w:i/>
+        </w:rPr>
+        <w:t>9050 Näringsrik granskog, 9020 Nordlig ädellövskog</w:t>
+      </w:r>
+      <w:r>
+        <w:t xml:space="preserve"> och </w:t>
+      </w:r>
+      <w:r>
+        <w:rPr>
+          <w:i/>
+        </w:rPr>
+        <w:t>8240 Karsthällmarker</w:t>
+      </w:r>
+      <w:r>
+        <w:t xml:space="preserve"> (SLU Artdatabanken, 2025).</w:t>
+      </w:r>
+    </w:p>
+    <w:p>
+      <w:pPr>
+        <w:pStyle w:val="Heading2"/>
+      </w:pPr>
+      <w:r>
+        <w:t>Övriga naturvårdsarter</w:t>
       </w:r>
     </w:p>
     <w:p>
@@ -300,6 +354,35 @@
         <w:rPr>
           <w:b/>
         </w:rPr>
+        <w:t xml:space="preserve">Mörk husmossa </w:t>
+      </w:r>
+      <w:r>
+        <w:t xml:space="preserve">är en mycket bra signalart i södra och mellersta Sverige. Den är sannolikt svårspridd och växer huvudsakligen i skog med lång skoglig kontinuitet i områden med konstant hög luftfuktighet. Den är känslig för större avverkningar, men tål plockhuggning som lämnar ett tätare trädskikt och ett obrutet, fukthållande mosstäcke på marken. Ett par studier har klart visat att artens tillväxt försämras när skogen huggs ner intill växtplatsen, och att ett kalhygges påverkan på mörk husmossa avtar både med avståndet från kalhygget och ju fuktigare växtplatsen är. Mörk husmossa är typisk art för </w:t>
+      </w:r>
+      <w:r>
+        <w:rPr>
+          <w:i/>
+        </w:rPr>
+        <w:t xml:space="preserve">9010 Taiga, 9050 Näringsrik granskog, 9080 Lövsumpskog, 9750 Svämlövskog, 9020 Nordlig ädellövskog, 9160 Näringsrik ekskog </w:t>
+      </w:r>
+      <w:r>
+        <w:t>och</w:t>
+      </w:r>
+      <w:r>
+        <w:rPr>
+          <w:i/>
+        </w:rPr>
+        <w:t xml:space="preserve"> 9180 Ädellövskog i branter</w:t>
+      </w:r>
+      <w:r>
+        <w:t xml:space="preserve"> (SLU Artdatabanken, 2024; Nitare &amp; Skogsstyrelsen, 2019).</w:t>
+      </w:r>
+    </w:p>
+    <w:p>
+      <w:r>
+        <w:rPr>
+          <w:b/>
+        </w:rPr>
         <w:t>Stor aspticka</w:t>
       </w:r>
       <w:r>
@@ -349,23 +432,19 @@
         <w:rPr>
           <w:b/>
         </w:rPr>
-        <w:t xml:space="preserve">Vågbandad barkbock </w:t>
+        <w:t xml:space="preserve">Vedtrappmossa (NT) </w:t>
       </w:r>
       <w:r>
-        <w:t>är en långhorning vars larvutveckling sker under bark på nyligen döda stående barrträd, främst gran, mer undantagsvis på tall. Främst i stående träd, särskilt gamla, långsamvuxna granar med grov bark, även i grövre grenar, stubbar eller vindfällen. Arten är starkt knuten till naturskogsliknande granskogar, och gynnas av extrema torrsomrar som försvagar träden. Arten påverkas negativt av brist på kontinuitetsskog och en minskning av populationen pågår eller förväntas ske (SLU Artdatabanken, 2025).</w:t>
+        <w:t xml:space="preserve">växer på död ved, främst i gammal granskog. Den förekommer knappast alls i fjällnära barrskogar utan finns i skogslandskapet nedom fjällen och framför allt i landets södra delar är den en mycket bra signalart för barrnaturskog med höga naturvärden. Skogsavverkning och brist på grov död ved i skogen är de allvarligaste hoten och den överlever inte kalhyggesbruk. Lokaler med sluten granskog, tillräckligt stora för att säkerställa ett kontinuerligt tillskott på grova lågor, bör undantas från storskaligt skogsbruk. Vedtrappmossa är typisk art för </w:t>
       </w:r>
-    </w:p>
-    <w:p>
-      <w:pPr>
-        <w:pStyle w:val="Heading1"/>
-      </w:pPr>
       <w:r>
-        <w:t>Fridlysta arter</w:t>
+        <w:rPr>
+          <w:i/>
+        </w:rPr>
+        <w:t>9010 Taiga</w:t>
       </w:r>
-    </w:p>
-    <w:p>
       <w:r>
-        <w:t>Följande fridlysta arter har sina livsmiljöer och växtplatser i den avverkningsanmälda skogen: blåsippa (§9).</w:t>
+        <w:t xml:space="preserve"> (SLU Artdatabanken, 2024).</w:t>
       </w:r>
     </w:p>
     <w:p>
@@ -373,28 +452,10 @@
         <w:rPr>
           <w:b/>
         </w:rPr>
-        <w:t>Blåsippa (§9)</w:t>
+        <w:t xml:space="preserve">Vågbandad barkbock </w:t>
       </w:r>
       <w:r>
-        <w:t xml:space="preserve"> är typisk art för </w:t>
-      </w:r>
-      <w:r>
-        <w:rPr>
-          <w:i/>
-        </w:rPr>
-        <w:t>9050 Näringsrik granskog, 9020 Nordlig ädellövskog</w:t>
-      </w:r>
-      <w:r>
-        <w:t xml:space="preserve"> och </w:t>
-      </w:r>
-      <w:r>
-        <w:rPr>
-          <w:i/>
-        </w:rPr>
-        <w:t>8240 Karsthällmarker</w:t>
-      </w:r>
-      <w:r>
-        <w:t xml:space="preserve"> (SLU Artdatabanken, 2025).</w:t>
+        <w:t>är en långhorning vars larvutveckling sker under bark på nyligen döda stående barrträd, främst gran, mer undantagsvis på tall. Främst i stående träd, särskilt gamla, långsamvuxna granar med grov bark, även i grövre grenar, stubbar eller vindfällen. Arten är starkt knuten till naturskogsliknande granskogar, och gynnas av extrema torrsomrar som försvagar träden. Arten påverkas negativt av brist på kontinuitetsskog och en minskning av populationen pågår eller förväntas ske (SLU Artdatabanken, 2025).</w:t>
       </w:r>
     </w:p>
     <w:p>
@@ -487,7 +548,7 @@
         <w:rPr>
           <w:i/>
         </w:rPr>
-        <w:t>I det avverkningsanmälda skogsområdet har 6 naturvårdsarter varav 1 rödlistade arter sina livsmiljöer och växtplatser.</w:t>
+        <w:t>I det avverkningsanmälda skogsområdet har 8 naturvårdsarter varav 2 rödlistade arter sina livsmiljöer och växtplatser.</w:t>
       </w:r>
     </w:p>
     <w:p>
@@ -692,7 +753,7 @@
 </file>
 
 <file path=word/endnotes.xml><?xml version="1.0" encoding="utf-8"?>
-<w:endnotes xmlns:wpc="http://schemas.microsoft.com/office/word/2010/wordprocessingCanvas" xmlns:cx="http://schemas.microsoft.com/office/drawing/2014/chartex" xmlns:cx1="http://schemas.microsoft.com/office/drawing/2015/9/8/chartex" xmlns:cx2="http://schemas.microsoft.com/office/drawing/2015/10/21/chartex" xmlns:cx3="http://schemas.microsoft.com/office/drawing/2016/5/9/chartex" xmlns:cx4="http://schemas.microsoft.com/office/drawing/2016/5/10/chartex" xmlns:cx5="http://schemas.microsoft.com/office/drawing/2016/5/11/chartex" xmlns:cx6="http://schemas.microsoft.com/office/drawing/2016/5/12/chartex" xmlns:cx7="http://schemas.microsoft.com/office/drawing/2016/5/13/chartex" xmlns:cx8="http://schemas.microsoft.com/office/drawing/2016/5/14/chartex" xmlns:mc="http://schemas.openxmlformats.org/markup-compatibility/2006" xmlns:aink="http://schemas.microsoft.com/office/drawing/2016/ink" xmlns:am3d="http://schemas.microsoft.com/office/drawing/2017/model3d" xmlns:o="urn:schemas-microsoft-com:office:office" xmlns:oel="http://schemas.microsoft.com/office/2019/extlst" xmlns:r="http://schemas.openxmlformats.org/officeDocument/2006/relationships" xmlns:m="http://schemas.openxmlformats.org/officeDocument/2006/math" xmlns:v="urn:schemas-microsoft-com:vml" xmlns:wp14="http://schemas.microsoft.com/office/word/2010/wordprocessingDrawing" xmlns:wp="http://schemas.openxmlformats.org/drawingml/2006/wordprocessingDrawing" xmlns:w10="urn:schemas-microsoft-com:office:word" xmlns:w="http://schemas.openxmlformats.org/wordprocessingml/2006/main" xmlns:w14="http://schemas.microsoft.com/office/word/2010/wordml" xmlns:w15="http://schemas.microsoft.com/office/word/2012/wordml" xmlns:w16cex="http://schemas.microsoft.com/office/word/2018/wordml/cex" xmlns:w16cid="http://schemas.microsoft.com/office/word/2016/wordml/cid" xmlns:w16="http://schemas.microsoft.com/office/word/2018/wordml" xmlns:w16sdtdh="http://schemas.microsoft.com/office/word/2020/wordml/sdtdatahash" xmlns:w16se="http://schemas.microsoft.com/office/word/2015/wordml/symex" xmlns:wpg="http://schemas.microsoft.com/office/word/2010/wordprocessingGroup" xmlns:wpi="http://schemas.microsoft.com/office/word/2010/wordprocessingInk" xmlns:wne="http://schemas.microsoft.com/office/word/2006/wordml" xmlns:wps="http://schemas.microsoft.com/office/word/2010/wordprocessingShape" mc:Ignorable="w14 w15 w16se w16cid w16 w16cex w16sdtdh wp14">
+<w:endnotes xmlns:wpc="http://schemas.microsoft.com/office/word/2010/wordprocessingCanvas" xmlns:cx="http://schemas.microsoft.com/office/drawing/2014/chartex" xmlns:cx1="http://schemas.microsoft.com/office/drawing/2015/9/8/chartex" xmlns:cx2="http://schemas.microsoft.com/office/drawing/2015/10/21/chartex" xmlns:cx3="http://schemas.microsoft.com/office/drawing/2016/5/9/chartex" xmlns:cx4="http://schemas.microsoft.com/office/drawing/2016/5/10/chartex" xmlns:cx5="http://schemas.microsoft.com/office/drawing/2016/5/11/chartex" xmlns:cx6="http://schemas.microsoft.com/office/drawing/2016/5/12/chartex" xmlns:cx7="http://schemas.microsoft.com/office/drawing/2016/5/13/chartex" xmlns:cx8="http://schemas.microsoft.com/office/drawing/2016/5/14/chartex" xmlns:mc="http://schemas.openxmlformats.org/markup-compatibility/2006" xmlns:aink="http://schemas.microsoft.com/office/drawing/2016/ink" xmlns:am3d="http://schemas.microsoft.com/office/drawing/2017/model3d" xmlns:o="urn:schemas-microsoft-com:office:office" xmlns:oel="http://schemas.microsoft.com/office/2019/extlst" xmlns:r="http://schemas.openxmlformats.org/officeDocument/2006/relationships" xmlns:m="http://schemas.openxmlformats.org/officeDocument/2006/math" xmlns:v="urn:schemas-microsoft-com:vml" xmlns:wp14="http://schemas.microsoft.com/office/word/2010/wordprocessingDrawing" xmlns:wp="http://schemas.openxmlformats.org/drawingml/2006/wordprocessingDrawing" xmlns:w10="urn:schemas-microsoft-com:office:word" xmlns:w="http://schemas.openxmlformats.org/wordprocessingml/2006/main" xmlns:w14="http://schemas.microsoft.com/office/word/2010/wordml" xmlns:w15="http://schemas.microsoft.com/office/word/2012/wordml" xmlns:w16cex="http://schemas.microsoft.com/office/word/2018/wordml/cex" xmlns:w16cid="http://schemas.microsoft.com/office/word/2016/wordml/cid" xmlns:w16="http://schemas.microsoft.com/office/word/2018/wordml" xmlns:w16du="http://schemas.microsoft.com/office/word/2023/wordml/word16du" xmlns:w16sdtdh="http://schemas.microsoft.com/office/word/2020/wordml/sdtdatahash" xmlns:w16sdtfl="http://schemas.microsoft.com/office/word/2024/wordml/sdtformatlock" xmlns:w16se="http://schemas.microsoft.com/office/word/2015/wordml/symex" xmlns:wpg="http://schemas.microsoft.com/office/word/2010/wordprocessingGroup" xmlns:wpi="http://schemas.microsoft.com/office/word/2010/wordprocessingInk" xmlns:wne="http://schemas.microsoft.com/office/word/2006/wordml" xmlns:wps="http://schemas.microsoft.com/office/word/2010/wordprocessingShape" mc:Ignorable="w14 w15 w16se w16cid w16 w16cex w16sdtdh w16sdtfl w16du wp14">
   <w:endnote w:type="separator" w:id="-1">
     <w:p>
       <w:pPr>
@@ -717,7 +778,7 @@
 </file>
 
 <file path=word/footer1.xml><?xml version="1.0" encoding="utf-8"?>
-<w:ftr xmlns:wpc="http://schemas.microsoft.com/office/word/2010/wordprocessingCanvas" xmlns:cx="http://schemas.microsoft.com/office/drawing/2014/chartex" xmlns:cx1="http://schemas.microsoft.com/office/drawing/2015/9/8/chartex" xmlns:cx2="http://schemas.microsoft.com/office/drawing/2015/10/21/chartex" xmlns:cx3="http://schemas.microsoft.com/office/drawing/2016/5/9/chartex" xmlns:cx4="http://schemas.microsoft.com/office/drawing/2016/5/10/chartex" xmlns:cx5="http://schemas.microsoft.com/office/drawing/2016/5/11/chartex" xmlns:cx6="http://schemas.microsoft.com/office/drawing/2016/5/12/chartex" xmlns:cx7="http://schemas.microsoft.com/office/drawing/2016/5/13/chartex" xmlns:cx8="http://schemas.microsoft.com/office/drawing/2016/5/14/chartex" xmlns:mc="http://schemas.openxmlformats.org/markup-compatibility/2006" xmlns:aink="http://schemas.microsoft.com/office/drawing/2016/ink" xmlns:am3d="http://schemas.microsoft.com/office/drawing/2017/model3d" xmlns:o="urn:schemas-microsoft-com:office:office" xmlns:oel="http://schemas.microsoft.com/office/2019/extlst" xmlns:r="http://schemas.openxmlformats.org/officeDocument/2006/relationships" xmlns:m="http://schemas.openxmlformats.org/officeDocument/2006/math" xmlns:v="urn:schemas-microsoft-com:vml" xmlns:wp14="http://schemas.microsoft.com/office/word/2010/wordprocessingDrawing" xmlns:wp="http://schemas.openxmlformats.org/drawingml/2006/wordprocessingDrawing" xmlns:w10="urn:schemas-microsoft-com:office:word" xmlns:w="http://schemas.openxmlformats.org/wordprocessingml/2006/main" xmlns:w14="http://schemas.microsoft.com/office/word/2010/wordml" xmlns:w15="http://schemas.microsoft.com/office/word/2012/wordml" xmlns:w16cex="http://schemas.microsoft.com/office/word/2018/wordml/cex" xmlns:w16cid="http://schemas.microsoft.com/office/word/2016/wordml/cid" xmlns:w16="http://schemas.microsoft.com/office/word/2018/wordml" xmlns:w16sdtdh="http://schemas.microsoft.com/office/word/2020/wordml/sdtdatahash" xmlns:w16se="http://schemas.microsoft.com/office/word/2015/wordml/symex" xmlns:wpg="http://schemas.microsoft.com/office/word/2010/wordprocessingGroup" xmlns:wpi="http://schemas.microsoft.com/office/word/2010/wordprocessingInk" xmlns:wne="http://schemas.microsoft.com/office/word/2006/wordml" xmlns:wps="http://schemas.microsoft.com/office/word/2010/wordprocessingShape" mc:Ignorable="w14 w15 w16se w16cid w16 w16cex w16sdtdh wp14">
+<w:ftr xmlns:wpc="http://schemas.microsoft.com/office/word/2010/wordprocessingCanvas" xmlns:cx="http://schemas.microsoft.com/office/drawing/2014/chartex" xmlns:cx1="http://schemas.microsoft.com/office/drawing/2015/9/8/chartex" xmlns:cx2="http://schemas.microsoft.com/office/drawing/2015/10/21/chartex" xmlns:cx3="http://schemas.microsoft.com/office/drawing/2016/5/9/chartex" xmlns:cx4="http://schemas.microsoft.com/office/drawing/2016/5/10/chartex" xmlns:cx5="http://schemas.microsoft.com/office/drawing/2016/5/11/chartex" xmlns:cx6="http://schemas.microsoft.com/office/drawing/2016/5/12/chartex" xmlns:cx7="http://schemas.microsoft.com/office/drawing/2016/5/13/chartex" xmlns:cx8="http://schemas.microsoft.com/office/drawing/2016/5/14/chartex" xmlns:mc="http://schemas.openxmlformats.org/markup-compatibility/2006" xmlns:aink="http://schemas.microsoft.com/office/drawing/2016/ink" xmlns:am3d="http://schemas.microsoft.com/office/drawing/2017/model3d" xmlns:o="urn:schemas-microsoft-com:office:office" xmlns:oel="http://schemas.microsoft.com/office/2019/extlst" xmlns:r="http://schemas.openxmlformats.org/officeDocument/2006/relationships" xmlns:m="http://schemas.openxmlformats.org/officeDocument/2006/math" xmlns:v="urn:schemas-microsoft-com:vml" xmlns:wp14="http://schemas.microsoft.com/office/word/2010/wordprocessingDrawing" xmlns:wp="http://schemas.openxmlformats.org/drawingml/2006/wordprocessingDrawing" xmlns:w10="urn:schemas-microsoft-com:office:word" xmlns:w="http://schemas.openxmlformats.org/wordprocessingml/2006/main" xmlns:w14="http://schemas.microsoft.com/office/word/2010/wordml" xmlns:w15="http://schemas.microsoft.com/office/word/2012/wordml" xmlns:w16cex="http://schemas.microsoft.com/office/word/2018/wordml/cex" xmlns:w16cid="http://schemas.microsoft.com/office/word/2016/wordml/cid" xmlns:w16="http://schemas.microsoft.com/office/word/2018/wordml" xmlns:w16du="http://schemas.microsoft.com/office/word/2023/wordml/word16du" xmlns:w16sdtdh="http://schemas.microsoft.com/office/word/2020/wordml/sdtdatahash" xmlns:w16sdtfl="http://schemas.microsoft.com/office/word/2024/wordml/sdtformatlock" xmlns:w16se="http://schemas.microsoft.com/office/word/2015/wordml/symex" xmlns:wpg="http://schemas.microsoft.com/office/word/2010/wordprocessingGroup" xmlns:wpi="http://schemas.microsoft.com/office/word/2010/wordprocessingInk" xmlns:wne="http://schemas.microsoft.com/office/word/2006/wordml" xmlns:wps="http://schemas.microsoft.com/office/word/2010/wordprocessingShape" mc:Ignorable="w14 w15 w16se w16cid w16 w16cex w16sdtdh w16sdtfl w16du wp14">
   <w:p>
     <w:pPr>
       <w:pStyle w:val="Footer"/>
@@ -727,7 +788,7 @@
 </file>
 
 <file path=word/footer2.xml><?xml version="1.0" encoding="utf-8"?>
-<w:ftr xmlns:wpc="http://schemas.microsoft.com/office/word/2010/wordprocessingCanvas" xmlns:cx="http://schemas.microsoft.com/office/drawing/2014/chartex" xmlns:cx1="http://schemas.microsoft.com/office/drawing/2015/9/8/chartex" xmlns:cx2="http://schemas.microsoft.com/office/drawing/2015/10/21/chartex" xmlns:cx3="http://schemas.microsoft.com/office/drawing/2016/5/9/chartex" xmlns:cx4="http://schemas.microsoft.com/office/drawing/2016/5/10/chartex" xmlns:cx5="http://schemas.microsoft.com/office/drawing/2016/5/11/chartex" xmlns:cx6="http://schemas.microsoft.com/office/drawing/2016/5/12/chartex" xmlns:cx7="http://schemas.microsoft.com/office/drawing/2016/5/13/chartex" xmlns:cx8="http://schemas.microsoft.com/office/drawing/2016/5/14/chartex" xmlns:mc="http://schemas.openxmlformats.org/markup-compatibility/2006" xmlns:aink="http://schemas.microsoft.com/office/drawing/2016/ink" xmlns:am3d="http://schemas.microsoft.com/office/drawing/2017/model3d" xmlns:o="urn:schemas-microsoft-com:office:office" xmlns:oel="http://schemas.microsoft.com/office/2019/extlst" xmlns:r="http://schemas.openxmlformats.org/officeDocument/2006/relationships" xmlns:m="http://schemas.openxmlformats.org/officeDocument/2006/math" xmlns:v="urn:schemas-microsoft-com:vml" xmlns:wp14="http://schemas.microsoft.com/office/word/2010/wordprocessingDrawing" xmlns:wp="http://schemas.openxmlformats.org/drawingml/2006/wordprocessingDrawing" xmlns:w10="urn:schemas-microsoft-com:office:word" xmlns:w="http://schemas.openxmlformats.org/wordprocessingml/2006/main" xmlns:w14="http://schemas.microsoft.com/office/word/2010/wordml" xmlns:w15="http://schemas.microsoft.com/office/word/2012/wordml" xmlns:w16cex="http://schemas.microsoft.com/office/word/2018/wordml/cex" xmlns:w16cid="http://schemas.microsoft.com/office/word/2016/wordml/cid" xmlns:w16="http://schemas.microsoft.com/office/word/2018/wordml" xmlns:w16sdtdh="http://schemas.microsoft.com/office/word/2020/wordml/sdtdatahash" xmlns:w16se="http://schemas.microsoft.com/office/word/2015/wordml/symex" xmlns:wpg="http://schemas.microsoft.com/office/word/2010/wordprocessingGroup" xmlns:wpi="http://schemas.microsoft.com/office/word/2010/wordprocessingInk" xmlns:wne="http://schemas.microsoft.com/office/word/2006/wordml" xmlns:wps="http://schemas.microsoft.com/office/word/2010/wordprocessingShape" mc:Ignorable="w14 w15 w16se w16cid w16 w16cex w16sdtdh wp14">
+<w:ftr xmlns:wpc="http://schemas.microsoft.com/office/word/2010/wordprocessingCanvas" xmlns:cx="http://schemas.microsoft.com/office/drawing/2014/chartex" xmlns:cx1="http://schemas.microsoft.com/office/drawing/2015/9/8/chartex" xmlns:cx2="http://schemas.microsoft.com/office/drawing/2015/10/21/chartex" xmlns:cx3="http://schemas.microsoft.com/office/drawing/2016/5/9/chartex" xmlns:cx4="http://schemas.microsoft.com/office/drawing/2016/5/10/chartex" xmlns:cx5="http://schemas.microsoft.com/office/drawing/2016/5/11/chartex" xmlns:cx6="http://schemas.microsoft.com/office/drawing/2016/5/12/chartex" xmlns:cx7="http://schemas.microsoft.com/office/drawing/2016/5/13/chartex" xmlns:cx8="http://schemas.microsoft.com/office/drawing/2016/5/14/chartex" xmlns:mc="http://schemas.openxmlformats.org/markup-compatibility/2006" xmlns:aink="http://schemas.microsoft.com/office/drawing/2016/ink" xmlns:am3d="http://schemas.microsoft.com/office/drawing/2017/model3d" xmlns:o="urn:schemas-microsoft-com:office:office" xmlns:oel="http://schemas.microsoft.com/office/2019/extlst" xmlns:r="http://schemas.openxmlformats.org/officeDocument/2006/relationships" xmlns:m="http://schemas.openxmlformats.org/officeDocument/2006/math" xmlns:v="urn:schemas-microsoft-com:vml" xmlns:wp14="http://schemas.microsoft.com/office/word/2010/wordprocessingDrawing" xmlns:wp="http://schemas.openxmlformats.org/drawingml/2006/wordprocessingDrawing" xmlns:w10="urn:schemas-microsoft-com:office:word" xmlns:w="http://schemas.openxmlformats.org/wordprocessingml/2006/main" xmlns:w14="http://schemas.microsoft.com/office/word/2010/wordml" xmlns:w15="http://schemas.microsoft.com/office/word/2012/wordml" xmlns:w16cex="http://schemas.microsoft.com/office/word/2018/wordml/cex" xmlns:w16cid="http://schemas.microsoft.com/office/word/2016/wordml/cid" xmlns:w16="http://schemas.microsoft.com/office/word/2018/wordml" xmlns:w16du="http://schemas.microsoft.com/office/word/2023/wordml/word16du" xmlns:w16sdtdh="http://schemas.microsoft.com/office/word/2020/wordml/sdtdatahash" xmlns:w16sdtfl="http://schemas.microsoft.com/office/word/2024/wordml/sdtformatlock" xmlns:w16se="http://schemas.microsoft.com/office/word/2015/wordml/symex" xmlns:wpg="http://schemas.microsoft.com/office/word/2010/wordprocessingGroup" xmlns:wpi="http://schemas.microsoft.com/office/word/2010/wordprocessingInk" xmlns:wne="http://schemas.microsoft.com/office/word/2006/wordml" xmlns:wps="http://schemas.microsoft.com/office/word/2010/wordprocessingShape" mc:Ignorable="w14 w15 w16se w16cid w16 w16cex w16sdtdh w16sdtfl w16du wp14">
   <w:p>
     <w:pPr>
       <w:pStyle w:val="Footer"/>
@@ -737,7 +798,7 @@
 </file>
 
 <file path=word/footer3.xml><?xml version="1.0" encoding="utf-8"?>
-<w:ftr xmlns:wpc="http://schemas.microsoft.com/office/word/2010/wordprocessingCanvas" xmlns:cx="http://schemas.microsoft.com/office/drawing/2014/chartex" xmlns:cx1="http://schemas.microsoft.com/office/drawing/2015/9/8/chartex" xmlns:cx2="http://schemas.microsoft.com/office/drawing/2015/10/21/chartex" xmlns:cx3="http://schemas.microsoft.com/office/drawing/2016/5/9/chartex" xmlns:cx4="http://schemas.microsoft.com/office/drawing/2016/5/10/chartex" xmlns:cx5="http://schemas.microsoft.com/office/drawing/2016/5/11/chartex" xmlns:cx6="http://schemas.microsoft.com/office/drawing/2016/5/12/chartex" xmlns:cx7="http://schemas.microsoft.com/office/drawing/2016/5/13/chartex" xmlns:cx8="http://schemas.microsoft.com/office/drawing/2016/5/14/chartex" xmlns:mc="http://schemas.openxmlformats.org/markup-compatibility/2006" xmlns:aink="http://schemas.microsoft.com/office/drawing/2016/ink" xmlns:am3d="http://schemas.microsoft.com/office/drawing/2017/model3d" xmlns:o="urn:schemas-microsoft-com:office:office" xmlns:oel="http://schemas.microsoft.com/office/2019/extlst" xmlns:r="http://schemas.openxmlformats.org/officeDocument/2006/relationships" xmlns:m="http://schemas.openxmlformats.org/officeDocument/2006/math" xmlns:v="urn:schemas-microsoft-com:vml" xmlns:wp14="http://schemas.microsoft.com/office/word/2010/wordprocessingDrawing" xmlns:wp="http://schemas.openxmlformats.org/drawingml/2006/wordprocessingDrawing" xmlns:w10="urn:schemas-microsoft-com:office:word" xmlns:w="http://schemas.openxmlformats.org/wordprocessingml/2006/main" xmlns:w14="http://schemas.microsoft.com/office/word/2010/wordml" xmlns:w15="http://schemas.microsoft.com/office/word/2012/wordml" xmlns:w16cex="http://schemas.microsoft.com/office/word/2018/wordml/cex" xmlns:w16cid="http://schemas.microsoft.com/office/word/2016/wordml/cid" xmlns:w16="http://schemas.microsoft.com/office/word/2018/wordml" xmlns:w16sdtdh="http://schemas.microsoft.com/office/word/2020/wordml/sdtdatahash" xmlns:w16se="http://schemas.microsoft.com/office/word/2015/wordml/symex" xmlns:wpg="http://schemas.microsoft.com/office/word/2010/wordprocessingGroup" xmlns:wpi="http://schemas.microsoft.com/office/word/2010/wordprocessingInk" xmlns:wne="http://schemas.microsoft.com/office/word/2006/wordml" xmlns:wps="http://schemas.microsoft.com/office/word/2010/wordprocessingShape" mc:Ignorable="w14 w15 w16se w16cid w16 w16cex w16sdtdh wp14">
+<w:ftr xmlns:wpc="http://schemas.microsoft.com/office/word/2010/wordprocessingCanvas" xmlns:cx="http://schemas.microsoft.com/office/drawing/2014/chartex" xmlns:cx1="http://schemas.microsoft.com/office/drawing/2015/9/8/chartex" xmlns:cx2="http://schemas.microsoft.com/office/drawing/2015/10/21/chartex" xmlns:cx3="http://schemas.microsoft.com/office/drawing/2016/5/9/chartex" xmlns:cx4="http://schemas.microsoft.com/office/drawing/2016/5/10/chartex" xmlns:cx5="http://schemas.microsoft.com/office/drawing/2016/5/11/chartex" xmlns:cx6="http://schemas.microsoft.com/office/drawing/2016/5/12/chartex" xmlns:cx7="http://schemas.microsoft.com/office/drawing/2016/5/13/chartex" xmlns:cx8="http://schemas.microsoft.com/office/drawing/2016/5/14/chartex" xmlns:mc="http://schemas.openxmlformats.org/markup-compatibility/2006" xmlns:aink="http://schemas.microsoft.com/office/drawing/2016/ink" xmlns:am3d="http://schemas.microsoft.com/office/drawing/2017/model3d" xmlns:o="urn:schemas-microsoft-com:office:office" xmlns:oel="http://schemas.microsoft.com/office/2019/extlst" xmlns:r="http://schemas.openxmlformats.org/officeDocument/2006/relationships" xmlns:m="http://schemas.openxmlformats.org/officeDocument/2006/math" xmlns:v="urn:schemas-microsoft-com:vml" xmlns:wp14="http://schemas.microsoft.com/office/word/2010/wordprocessingDrawing" xmlns:wp="http://schemas.openxmlformats.org/drawingml/2006/wordprocessingDrawing" xmlns:w10="urn:schemas-microsoft-com:office:word" xmlns:w="http://schemas.openxmlformats.org/wordprocessingml/2006/main" xmlns:w14="http://schemas.microsoft.com/office/word/2010/wordml" xmlns:w15="http://schemas.microsoft.com/office/word/2012/wordml" xmlns:w16cex="http://schemas.microsoft.com/office/word/2018/wordml/cex" xmlns:w16cid="http://schemas.microsoft.com/office/word/2016/wordml/cid" xmlns:w16="http://schemas.microsoft.com/office/word/2018/wordml" xmlns:w16du="http://schemas.microsoft.com/office/word/2023/wordml/word16du" xmlns:w16sdtdh="http://schemas.microsoft.com/office/word/2020/wordml/sdtdatahash" xmlns:w16sdtfl="http://schemas.microsoft.com/office/word/2024/wordml/sdtformatlock" xmlns:w16se="http://schemas.microsoft.com/office/word/2015/wordml/symex" xmlns:wpg="http://schemas.microsoft.com/office/word/2010/wordprocessingGroup" xmlns:wpi="http://schemas.microsoft.com/office/word/2010/wordprocessingInk" xmlns:wne="http://schemas.microsoft.com/office/word/2006/wordml" xmlns:wps="http://schemas.microsoft.com/office/word/2010/wordprocessingShape" mc:Ignorable="w14 w15 w16se w16cid w16 w16cex w16sdtdh w16sdtfl w16du wp14">
   <w:p>
     <w:pPr>
       <w:pStyle w:val="Footer"/>
@@ -747,7 +808,7 @@
 </file>
 
 <file path=word/footnotes.xml><?xml version="1.0" encoding="utf-8"?>
-<w:footnotes xmlns:wpc="http://schemas.microsoft.com/office/word/2010/wordprocessingCanvas" xmlns:cx="http://schemas.microsoft.com/office/drawing/2014/chartex" xmlns:cx1="http://schemas.microsoft.com/office/drawing/2015/9/8/chartex" xmlns:cx2="http://schemas.microsoft.com/office/drawing/2015/10/21/chartex" xmlns:cx3="http://schemas.microsoft.com/office/drawing/2016/5/9/chartex" xmlns:cx4="http://schemas.microsoft.com/office/drawing/2016/5/10/chartex" xmlns:cx5="http://schemas.microsoft.com/office/drawing/2016/5/11/chartex" xmlns:cx6="http://schemas.microsoft.com/office/drawing/2016/5/12/chartex" xmlns:cx7="http://schemas.microsoft.com/office/drawing/2016/5/13/chartex" xmlns:cx8="http://schemas.microsoft.com/office/drawing/2016/5/14/chartex" xmlns:mc="http://schemas.openxmlformats.org/markup-compatibility/2006" xmlns:aink="http://schemas.microsoft.com/office/drawing/2016/ink" xmlns:am3d="http://schemas.microsoft.com/office/drawing/2017/model3d" xmlns:o="urn:schemas-microsoft-com:office:office" xmlns:oel="http://schemas.microsoft.com/office/2019/extlst" xmlns:r="http://schemas.openxmlformats.org/officeDocument/2006/relationships" xmlns:m="http://schemas.openxmlformats.org/officeDocument/2006/math" xmlns:v="urn:schemas-microsoft-com:vml" xmlns:wp14="http://schemas.microsoft.com/office/word/2010/wordprocessingDrawing" xmlns:wp="http://schemas.openxmlformats.org/drawingml/2006/wordprocessingDrawing" xmlns:w10="urn:schemas-microsoft-com:office:word" xmlns:w="http://schemas.openxmlformats.org/wordprocessingml/2006/main" xmlns:w14="http://schemas.microsoft.com/office/word/2010/wordml" xmlns:w15="http://schemas.microsoft.com/office/word/2012/wordml" xmlns:w16cex="http://schemas.microsoft.com/office/word/2018/wordml/cex" xmlns:w16cid="http://schemas.microsoft.com/office/word/2016/wordml/cid" xmlns:w16="http://schemas.microsoft.com/office/word/2018/wordml" xmlns:w16sdtdh="http://schemas.microsoft.com/office/word/2020/wordml/sdtdatahash" xmlns:w16se="http://schemas.microsoft.com/office/word/2015/wordml/symex" xmlns:wpg="http://schemas.microsoft.com/office/word/2010/wordprocessingGroup" xmlns:wpi="http://schemas.microsoft.com/office/word/2010/wordprocessingInk" xmlns:wne="http://schemas.microsoft.com/office/word/2006/wordml" xmlns:wps="http://schemas.microsoft.com/office/word/2010/wordprocessingShape" mc:Ignorable="w14 w15 w16se w16cid w16 w16cex w16sdtdh wp14">
+<w:footnotes xmlns:wpc="http://schemas.microsoft.com/office/word/2010/wordprocessingCanvas" xmlns:cx="http://schemas.microsoft.com/office/drawing/2014/chartex" xmlns:cx1="http://schemas.microsoft.com/office/drawing/2015/9/8/chartex" xmlns:cx2="http://schemas.microsoft.com/office/drawing/2015/10/21/chartex" xmlns:cx3="http://schemas.microsoft.com/office/drawing/2016/5/9/chartex" xmlns:cx4="http://schemas.microsoft.com/office/drawing/2016/5/10/chartex" xmlns:cx5="http://schemas.microsoft.com/office/drawing/2016/5/11/chartex" xmlns:cx6="http://schemas.microsoft.com/office/drawing/2016/5/12/chartex" xmlns:cx7="http://schemas.microsoft.com/office/drawing/2016/5/13/chartex" xmlns:cx8="http://schemas.microsoft.com/office/drawing/2016/5/14/chartex" xmlns:mc="http://schemas.openxmlformats.org/markup-compatibility/2006" xmlns:aink="http://schemas.microsoft.com/office/drawing/2016/ink" xmlns:am3d="http://schemas.microsoft.com/office/drawing/2017/model3d" xmlns:o="urn:schemas-microsoft-com:office:office" xmlns:oel="http://schemas.microsoft.com/office/2019/extlst" xmlns:r="http://schemas.openxmlformats.org/officeDocument/2006/relationships" xmlns:m="http://schemas.openxmlformats.org/officeDocument/2006/math" xmlns:v="urn:schemas-microsoft-com:vml" xmlns:wp14="http://schemas.microsoft.com/office/word/2010/wordprocessingDrawing" xmlns:wp="http://schemas.openxmlformats.org/drawingml/2006/wordprocessingDrawing" xmlns:w10="urn:schemas-microsoft-com:office:word" xmlns:w="http://schemas.openxmlformats.org/wordprocessingml/2006/main" xmlns:w14="http://schemas.microsoft.com/office/word/2010/wordml" xmlns:w15="http://schemas.microsoft.com/office/word/2012/wordml" xmlns:w16cex="http://schemas.microsoft.com/office/word/2018/wordml/cex" xmlns:w16cid="http://schemas.microsoft.com/office/word/2016/wordml/cid" xmlns:w16="http://schemas.microsoft.com/office/word/2018/wordml" xmlns:w16du="http://schemas.microsoft.com/office/word/2023/wordml/word16du" xmlns:w16sdtdh="http://schemas.microsoft.com/office/word/2020/wordml/sdtdatahash" xmlns:w16sdtfl="http://schemas.microsoft.com/office/word/2024/wordml/sdtformatlock" xmlns:w16se="http://schemas.microsoft.com/office/word/2015/wordml/symex" xmlns:wpg="http://schemas.microsoft.com/office/word/2010/wordprocessingGroup" xmlns:wpi="http://schemas.microsoft.com/office/word/2010/wordprocessingInk" xmlns:wne="http://schemas.microsoft.com/office/word/2006/wordml" xmlns:wps="http://schemas.microsoft.com/office/word/2010/wordprocessingShape" mc:Ignorable="w14 w15 w16se w16cid w16 w16cex w16sdtdh w16sdtfl w16du wp14">
   <w:footnote w:type="separator" w:id="-1">
     <w:p>
       <w:pPr>
@@ -772,7 +833,7 @@
 </file>
 
 <file path=word/header1.xml><?xml version="1.0" encoding="utf-8"?>
-<w:hdr xmlns:wpc="http://schemas.microsoft.com/office/word/2010/wordprocessingCanvas" xmlns:cx="http://schemas.microsoft.com/office/drawing/2014/chartex" xmlns:cx1="http://schemas.microsoft.com/office/drawing/2015/9/8/chartex" xmlns:cx2="http://schemas.microsoft.com/office/drawing/2015/10/21/chartex" xmlns:cx3="http://schemas.microsoft.com/office/drawing/2016/5/9/chartex" xmlns:cx4="http://schemas.microsoft.com/office/drawing/2016/5/10/chartex" xmlns:cx5="http://schemas.microsoft.com/office/drawing/2016/5/11/chartex" xmlns:cx6="http://schemas.microsoft.com/office/drawing/2016/5/12/chartex" xmlns:cx7="http://schemas.microsoft.com/office/drawing/2016/5/13/chartex" xmlns:cx8="http://schemas.microsoft.com/office/drawing/2016/5/14/chartex" xmlns:mc="http://schemas.openxmlformats.org/markup-compatibility/2006" xmlns:aink="http://schemas.microsoft.com/office/drawing/2016/ink" xmlns:am3d="http://schemas.microsoft.com/office/drawing/2017/model3d" xmlns:o="urn:schemas-microsoft-com:office:office" xmlns:oel="http://schemas.microsoft.com/office/2019/extlst" xmlns:r="http://schemas.openxmlformats.org/officeDocument/2006/relationships" xmlns:m="http://schemas.openxmlformats.org/officeDocument/2006/math" xmlns:v="urn:schemas-microsoft-com:vml" xmlns:wp14="http://schemas.microsoft.com/office/word/2010/wordprocessingDrawing" xmlns:wp="http://schemas.openxmlformats.org/drawingml/2006/wordprocessingDrawing" xmlns:w10="urn:schemas-microsoft-com:office:word" xmlns:w="http://schemas.openxmlformats.org/wordprocessingml/2006/main" xmlns:w14="http://schemas.microsoft.com/office/word/2010/wordml" xmlns:w15="http://schemas.microsoft.com/office/word/2012/wordml" xmlns:w16cex="http://schemas.microsoft.com/office/word/2018/wordml/cex" xmlns:w16cid="http://schemas.microsoft.com/office/word/2016/wordml/cid" xmlns:w16="http://schemas.microsoft.com/office/word/2018/wordml" xmlns:w16sdtdh="http://schemas.microsoft.com/office/word/2020/wordml/sdtdatahash" xmlns:w16se="http://schemas.microsoft.com/office/word/2015/wordml/symex" xmlns:wpg="http://schemas.microsoft.com/office/word/2010/wordprocessingGroup" xmlns:wpi="http://schemas.microsoft.com/office/word/2010/wordprocessingInk" xmlns:wne="http://schemas.microsoft.com/office/word/2006/wordml" xmlns:wps="http://schemas.microsoft.com/office/word/2010/wordprocessingShape" mc:Ignorable="w14 w15 w16se w16cid w16 w16cex w16sdtdh wp14">
+<w:hdr xmlns:wpc="http://schemas.microsoft.com/office/word/2010/wordprocessingCanvas" xmlns:cx="http://schemas.microsoft.com/office/drawing/2014/chartex" xmlns:cx1="http://schemas.microsoft.com/office/drawing/2015/9/8/chartex" xmlns:cx2="http://schemas.microsoft.com/office/drawing/2015/10/21/chartex" xmlns:cx3="http://schemas.microsoft.com/office/drawing/2016/5/9/chartex" xmlns:cx4="http://schemas.microsoft.com/office/drawing/2016/5/10/chartex" xmlns:cx5="http://schemas.microsoft.com/office/drawing/2016/5/11/chartex" xmlns:cx6="http://schemas.microsoft.com/office/drawing/2016/5/12/chartex" xmlns:cx7="http://schemas.microsoft.com/office/drawing/2016/5/13/chartex" xmlns:cx8="http://schemas.microsoft.com/office/drawing/2016/5/14/chartex" xmlns:mc="http://schemas.openxmlformats.org/markup-compatibility/2006" xmlns:aink="http://schemas.microsoft.com/office/drawing/2016/ink" xmlns:am3d="http://schemas.microsoft.com/office/drawing/2017/model3d" xmlns:o="urn:schemas-microsoft-com:office:office" xmlns:oel="http://schemas.microsoft.com/office/2019/extlst" xmlns:r="http://schemas.openxmlformats.org/officeDocument/2006/relationships" xmlns:m="http://schemas.openxmlformats.org/officeDocument/2006/math" xmlns:v="urn:schemas-microsoft-com:vml" xmlns:wp14="http://schemas.microsoft.com/office/word/2010/wordprocessingDrawing" xmlns:wp="http://schemas.openxmlformats.org/drawingml/2006/wordprocessingDrawing" xmlns:w10="urn:schemas-microsoft-com:office:word" xmlns:w="http://schemas.openxmlformats.org/wordprocessingml/2006/main" xmlns:w14="http://schemas.microsoft.com/office/word/2010/wordml" xmlns:w15="http://schemas.microsoft.com/office/word/2012/wordml" xmlns:w16cex="http://schemas.microsoft.com/office/word/2018/wordml/cex" xmlns:w16cid="http://schemas.microsoft.com/office/word/2016/wordml/cid" xmlns:w16="http://schemas.microsoft.com/office/word/2018/wordml" xmlns:w16du="http://schemas.microsoft.com/office/word/2023/wordml/word16du" xmlns:w16sdtdh="http://schemas.microsoft.com/office/word/2020/wordml/sdtdatahash" xmlns:w16sdtfl="http://schemas.microsoft.com/office/word/2024/wordml/sdtformatlock" xmlns:w16se="http://schemas.microsoft.com/office/word/2015/wordml/symex" xmlns:wpg="http://schemas.microsoft.com/office/word/2010/wordprocessingGroup" xmlns:wpi="http://schemas.microsoft.com/office/word/2010/wordprocessingInk" xmlns:wne="http://schemas.microsoft.com/office/word/2006/wordml" xmlns:wps="http://schemas.microsoft.com/office/word/2010/wordprocessingShape" mc:Ignorable="w14 w15 w16se w16cid w16 w16cex w16sdtdh w16sdtfl w16du wp14">
   <w:p>
     <w:pPr>
       <w:pStyle w:val="Header"/>
@@ -782,7 +843,7 @@
 </file>
 
 <file path=word/header2.xml><?xml version="1.0" encoding="utf-8"?>
-<w:hdr xmlns:wpc="http://schemas.microsoft.com/office/word/2010/wordprocessingCanvas" xmlns:cx="http://schemas.microsoft.com/office/drawing/2014/chartex" xmlns:cx1="http://schemas.microsoft.com/office/drawing/2015/9/8/chartex" xmlns:cx2="http://schemas.microsoft.com/office/drawing/2015/10/21/chartex" xmlns:cx3="http://schemas.microsoft.com/office/drawing/2016/5/9/chartex" xmlns:cx4="http://schemas.microsoft.com/office/drawing/2016/5/10/chartex" xmlns:cx5="http://schemas.microsoft.com/office/drawing/2016/5/11/chartex" xmlns:cx6="http://schemas.microsoft.com/office/drawing/2016/5/12/chartex" xmlns:cx7="http://schemas.microsoft.com/office/drawing/2016/5/13/chartex" xmlns:cx8="http://schemas.microsoft.com/office/drawing/2016/5/14/chartex" xmlns:mc="http://schemas.openxmlformats.org/markup-compatibility/2006" xmlns:aink="http://schemas.microsoft.com/office/drawing/2016/ink" xmlns:am3d="http://schemas.microsoft.com/office/drawing/2017/model3d" xmlns:o="urn:schemas-microsoft-com:office:office" xmlns:oel="http://schemas.microsoft.com/office/2019/extlst" xmlns:r="http://schemas.openxmlformats.org/officeDocument/2006/relationships" xmlns:m="http://schemas.openxmlformats.org/officeDocument/2006/math" xmlns:v="urn:schemas-microsoft-com:vml" xmlns:wp14="http://schemas.microsoft.com/office/word/2010/wordprocessingDrawing" xmlns:wp="http://schemas.openxmlformats.org/drawingml/2006/wordprocessingDrawing" xmlns:w10="urn:schemas-microsoft-com:office:word" xmlns:w="http://schemas.openxmlformats.org/wordprocessingml/2006/main" xmlns:w14="http://schemas.microsoft.com/office/word/2010/wordml" xmlns:w15="http://schemas.microsoft.com/office/word/2012/wordml" xmlns:w16cex="http://schemas.microsoft.com/office/word/2018/wordml/cex" xmlns:w16cid="http://schemas.microsoft.com/office/word/2016/wordml/cid" xmlns:w16="http://schemas.microsoft.com/office/word/2018/wordml" xmlns:w16sdtdh="http://schemas.microsoft.com/office/word/2020/wordml/sdtdatahash" xmlns:w16se="http://schemas.microsoft.com/office/word/2015/wordml/symex" xmlns:wpg="http://schemas.microsoft.com/office/word/2010/wordprocessingGroup" xmlns:wpi="http://schemas.microsoft.com/office/word/2010/wordprocessingInk" xmlns:wne="http://schemas.microsoft.com/office/word/2006/wordml" xmlns:wps="http://schemas.microsoft.com/office/word/2010/wordprocessingShape" mc:Ignorable="w14 w15 w16se w16cid w16 w16cex w16sdtdh wp14">
+<w:hdr xmlns:wpc="http://schemas.microsoft.com/office/word/2010/wordprocessingCanvas" xmlns:cx="http://schemas.microsoft.com/office/drawing/2014/chartex" xmlns:cx1="http://schemas.microsoft.com/office/drawing/2015/9/8/chartex" xmlns:cx2="http://schemas.microsoft.com/office/drawing/2015/10/21/chartex" xmlns:cx3="http://schemas.microsoft.com/office/drawing/2016/5/9/chartex" xmlns:cx4="http://schemas.microsoft.com/office/drawing/2016/5/10/chartex" xmlns:cx5="http://schemas.microsoft.com/office/drawing/2016/5/11/chartex" xmlns:cx6="http://schemas.microsoft.com/office/drawing/2016/5/12/chartex" xmlns:cx7="http://schemas.microsoft.com/office/drawing/2016/5/13/chartex" xmlns:cx8="http://schemas.microsoft.com/office/drawing/2016/5/14/chartex" xmlns:mc="http://schemas.openxmlformats.org/markup-compatibility/2006" xmlns:aink="http://schemas.microsoft.com/office/drawing/2016/ink" xmlns:am3d="http://schemas.microsoft.com/office/drawing/2017/model3d" xmlns:o="urn:schemas-microsoft-com:office:office" xmlns:oel="http://schemas.microsoft.com/office/2019/extlst" xmlns:r="http://schemas.openxmlformats.org/officeDocument/2006/relationships" xmlns:m="http://schemas.openxmlformats.org/officeDocument/2006/math" xmlns:v="urn:schemas-microsoft-com:vml" xmlns:wp14="http://schemas.microsoft.com/office/word/2010/wordprocessingDrawing" xmlns:wp="http://schemas.openxmlformats.org/drawingml/2006/wordprocessingDrawing" xmlns:w10="urn:schemas-microsoft-com:office:word" xmlns:w="http://schemas.openxmlformats.org/wordprocessingml/2006/main" xmlns:w14="http://schemas.microsoft.com/office/word/2010/wordml" xmlns:w15="http://schemas.microsoft.com/office/word/2012/wordml" xmlns:w16cex="http://schemas.microsoft.com/office/word/2018/wordml/cex" xmlns:w16cid="http://schemas.microsoft.com/office/word/2016/wordml/cid" xmlns:w16="http://schemas.microsoft.com/office/word/2018/wordml" xmlns:w16du="http://schemas.microsoft.com/office/word/2023/wordml/word16du" xmlns:w16sdtdh="http://schemas.microsoft.com/office/word/2020/wordml/sdtdatahash" xmlns:w16sdtfl="http://schemas.microsoft.com/office/word/2024/wordml/sdtformatlock" xmlns:w16se="http://schemas.microsoft.com/office/word/2015/wordml/symex" xmlns:wpg="http://schemas.microsoft.com/office/word/2010/wordprocessingGroup" xmlns:wpi="http://schemas.microsoft.com/office/word/2010/wordprocessingInk" xmlns:wne="http://schemas.microsoft.com/office/word/2006/wordml" xmlns:wps="http://schemas.microsoft.com/office/word/2010/wordprocessingShape" mc:Ignorable="w14 w15 w16se w16cid w16 w16cex w16sdtdh w16sdtfl w16du wp14">
   <w:p>
     <w:pPr>
       <w:pStyle w:val="Header"/>
@@ -793,7 +854,7 @@
 </file>
 
 <file path=word/header3.xml><?xml version="1.0" encoding="utf-8"?>
-<w:hdr xmlns:wpc="http://schemas.microsoft.com/office/word/2010/wordprocessingCanvas" xmlns:cx="http://schemas.microsoft.com/office/drawing/2014/chartex" xmlns:cx1="http://schemas.microsoft.com/office/drawing/2015/9/8/chartex" xmlns:cx2="http://schemas.microsoft.com/office/drawing/2015/10/21/chartex" xmlns:cx3="http://schemas.microsoft.com/office/drawing/2016/5/9/chartex" xmlns:cx4="http://schemas.microsoft.com/office/drawing/2016/5/10/chartex" xmlns:cx5="http://schemas.microsoft.com/office/drawing/2016/5/11/chartex" xmlns:cx6="http://schemas.microsoft.com/office/drawing/2016/5/12/chartex" xmlns:cx7="http://schemas.microsoft.com/office/drawing/2016/5/13/chartex" xmlns:cx8="http://schemas.microsoft.com/office/drawing/2016/5/14/chartex" xmlns:mc="http://schemas.openxmlformats.org/markup-compatibility/2006" xmlns:aink="http://schemas.microsoft.com/office/drawing/2016/ink" xmlns:am3d="http://schemas.microsoft.com/office/drawing/2017/model3d" xmlns:o="urn:schemas-microsoft-com:office:office" xmlns:oel="http://schemas.microsoft.com/office/2019/extlst" xmlns:r="http://schemas.openxmlformats.org/officeDocument/2006/relationships" xmlns:m="http://schemas.openxmlformats.org/officeDocument/2006/math" xmlns:v="urn:schemas-microsoft-com:vml" xmlns:wp14="http://schemas.microsoft.com/office/word/2010/wordprocessingDrawing" xmlns:wp="http://schemas.openxmlformats.org/drawingml/2006/wordprocessingDrawing" xmlns:w10="urn:schemas-microsoft-com:office:word" xmlns:w="http://schemas.openxmlformats.org/wordprocessingml/2006/main" xmlns:w14="http://schemas.microsoft.com/office/word/2010/wordml" xmlns:w15="http://schemas.microsoft.com/office/word/2012/wordml" xmlns:w16cex="http://schemas.microsoft.com/office/word/2018/wordml/cex" xmlns:w16cid="http://schemas.microsoft.com/office/word/2016/wordml/cid" xmlns:w16="http://schemas.microsoft.com/office/word/2018/wordml" xmlns:w16sdtdh="http://schemas.microsoft.com/office/word/2020/wordml/sdtdatahash" xmlns:w16se="http://schemas.microsoft.com/office/word/2015/wordml/symex" xmlns:wpg="http://schemas.microsoft.com/office/word/2010/wordprocessingGroup" xmlns:wpi="http://schemas.microsoft.com/office/word/2010/wordprocessingInk" xmlns:wne="http://schemas.microsoft.com/office/word/2006/wordml" xmlns:wps="http://schemas.microsoft.com/office/word/2010/wordprocessingShape" mc:Ignorable="w14 w15 w16se w16cid w16 w16cex w16sdtdh wp14">
+<w:hdr xmlns:wpc="http://schemas.microsoft.com/office/word/2010/wordprocessingCanvas" xmlns:cx="http://schemas.microsoft.com/office/drawing/2014/chartex" xmlns:cx1="http://schemas.microsoft.com/office/drawing/2015/9/8/chartex" xmlns:cx2="http://schemas.microsoft.com/office/drawing/2015/10/21/chartex" xmlns:cx3="http://schemas.microsoft.com/office/drawing/2016/5/9/chartex" xmlns:cx4="http://schemas.microsoft.com/office/drawing/2016/5/10/chartex" xmlns:cx5="http://schemas.microsoft.com/office/drawing/2016/5/11/chartex" xmlns:cx6="http://schemas.microsoft.com/office/drawing/2016/5/12/chartex" xmlns:cx7="http://schemas.microsoft.com/office/drawing/2016/5/13/chartex" xmlns:cx8="http://schemas.microsoft.com/office/drawing/2016/5/14/chartex" xmlns:mc="http://schemas.openxmlformats.org/markup-compatibility/2006" xmlns:aink="http://schemas.microsoft.com/office/drawing/2016/ink" xmlns:am3d="http://schemas.microsoft.com/office/drawing/2017/model3d" xmlns:o="urn:schemas-microsoft-com:office:office" xmlns:oel="http://schemas.microsoft.com/office/2019/extlst" xmlns:r="http://schemas.openxmlformats.org/officeDocument/2006/relationships" xmlns:m="http://schemas.openxmlformats.org/officeDocument/2006/math" xmlns:v="urn:schemas-microsoft-com:vml" xmlns:wp14="http://schemas.microsoft.com/office/word/2010/wordprocessingDrawing" xmlns:wp="http://schemas.openxmlformats.org/drawingml/2006/wordprocessingDrawing" xmlns:w10="urn:schemas-microsoft-com:office:word" xmlns:w="http://schemas.openxmlformats.org/wordprocessingml/2006/main" xmlns:w14="http://schemas.microsoft.com/office/word/2010/wordml" xmlns:w15="http://schemas.microsoft.com/office/word/2012/wordml" xmlns:w16cex="http://schemas.microsoft.com/office/word/2018/wordml/cex" xmlns:w16cid="http://schemas.microsoft.com/office/word/2016/wordml/cid" xmlns:w16="http://schemas.microsoft.com/office/word/2018/wordml" xmlns:w16du="http://schemas.microsoft.com/office/word/2023/wordml/word16du" xmlns:w16sdtdh="http://schemas.microsoft.com/office/word/2020/wordml/sdtdatahash" xmlns:w16sdtfl="http://schemas.microsoft.com/office/word/2024/wordml/sdtformatlock" xmlns:w16se="http://schemas.microsoft.com/office/word/2015/wordml/symex" xmlns:wpg="http://schemas.microsoft.com/office/word/2010/wordprocessingGroup" xmlns:wpi="http://schemas.microsoft.com/office/word/2010/wordprocessingInk" xmlns:wne="http://schemas.microsoft.com/office/word/2006/wordml" xmlns:wps="http://schemas.microsoft.com/office/word/2010/wordprocessingShape" mc:Ignorable="w14 w15 w16se w16cid w16 w16cex w16sdtdh w16sdtfl w16du wp14">
   <w:p>
     <w:pPr>
       <w:pStyle w:val="Header"/>
@@ -802,7 +863,7 @@
     <w:r>
       <w:tab/>
       <w:tab/>
-      <w:t>2026-06-17</w:t>
+      <w:t>2026-06-18</w:t>
       <w:br/>
       <w:br/>
     </w:r>
@@ -819,7 +880,7 @@
 </file>
 
 <file path=word/numbering.xml><?xml version="1.0" encoding="utf-8"?>
-<w:numbering xmlns:wpc="http://schemas.microsoft.com/office/word/2010/wordprocessingCanvas" xmlns:cx="http://schemas.microsoft.com/office/drawing/2014/chartex" xmlns:cx1="http://schemas.microsoft.com/office/drawing/2015/9/8/chartex" xmlns:cx2="http://schemas.microsoft.com/office/drawing/2015/10/21/chartex" xmlns:cx3="http://schemas.microsoft.com/office/drawing/2016/5/9/chartex" xmlns:cx4="http://schemas.microsoft.com/office/drawing/2016/5/10/chartex" xmlns:cx5="http://schemas.microsoft.com/office/drawing/2016/5/11/chartex" xmlns:cx6="http://schemas.microsoft.com/office/drawing/2016/5/12/chartex" xmlns:cx7="http://schemas.microsoft.com/office/drawing/2016/5/13/chartex" xmlns:cx8="http://schemas.microsoft.com/office/drawing/2016/5/14/chartex" xmlns:mc="http://schemas.openxmlformats.org/markup-compatibility/2006" xmlns:aink="http://schemas.microsoft.com/office/drawing/2016/ink" xmlns:am3d="http://schemas.microsoft.com/office/drawing/2017/model3d" xmlns:o="urn:schemas-microsoft-com:office:office" xmlns:oel="http://schemas.microsoft.com/office/2019/extlst" xmlns:r="http://schemas.openxmlformats.org/officeDocument/2006/relationships" xmlns:m="http://schemas.openxmlformats.org/officeDocument/2006/math" xmlns:v="urn:schemas-microsoft-com:vml" xmlns:wp14="http://schemas.microsoft.com/office/word/2010/wordprocessingDrawing" xmlns:wp="http://schemas.openxmlformats.org/drawingml/2006/wordprocessingDrawing" xmlns:w10="urn:schemas-microsoft-com:office:word" xmlns:w="http://schemas.openxmlformats.org/wordprocessingml/2006/main" xmlns:w14="http://schemas.microsoft.com/office/word/2010/wordml" xmlns:w15="http://schemas.microsoft.com/office/word/2012/wordml" xmlns:w16cex="http://schemas.microsoft.com/office/word/2018/wordml/cex" xmlns:w16cid="http://schemas.microsoft.com/office/word/2016/wordml/cid" xmlns:w16="http://schemas.microsoft.com/office/word/2018/wordml" xmlns:w16sdtdh="http://schemas.microsoft.com/office/word/2020/wordml/sdtdatahash" xmlns:w16se="http://schemas.microsoft.com/office/word/2015/wordml/symex" xmlns:wpg="http://schemas.microsoft.com/office/word/2010/wordprocessingGroup" xmlns:wpi="http://schemas.microsoft.com/office/word/2010/wordprocessingInk" xmlns:wne="http://schemas.microsoft.com/office/word/2006/wordml" xmlns:wps="http://schemas.microsoft.com/office/word/2010/wordprocessingShape" mc:Ignorable="w14 w15 w16se w16cid w16 w16cex w16sdtdh wp14">
+<w:numbering xmlns:wpc="http://schemas.microsoft.com/office/word/2010/wordprocessingCanvas" xmlns:cx="http://schemas.microsoft.com/office/drawing/2014/chartex" xmlns:cx1="http://schemas.microsoft.com/office/drawing/2015/9/8/chartex" xmlns:cx2="http://schemas.microsoft.com/office/drawing/2015/10/21/chartex" xmlns:cx3="http://schemas.microsoft.com/office/drawing/2016/5/9/chartex" xmlns:cx4="http://schemas.microsoft.com/office/drawing/2016/5/10/chartex" xmlns:cx5="http://schemas.microsoft.com/office/drawing/2016/5/11/chartex" xmlns:cx6="http://schemas.microsoft.com/office/drawing/2016/5/12/chartex" xmlns:cx7="http://schemas.microsoft.com/office/drawing/2016/5/13/chartex" xmlns:cx8="http://schemas.microsoft.com/office/drawing/2016/5/14/chartex" xmlns:mc="http://schemas.openxmlformats.org/markup-compatibility/2006" xmlns:aink="http://schemas.microsoft.com/office/drawing/2016/ink" xmlns:am3d="http://schemas.microsoft.com/office/drawing/2017/model3d" xmlns:o="urn:schemas-microsoft-com:office:office" xmlns:oel="http://schemas.microsoft.com/office/2019/extlst" xmlns:r="http://schemas.openxmlformats.org/officeDocument/2006/relationships" xmlns:m="http://schemas.openxmlformats.org/officeDocument/2006/math" xmlns:v="urn:schemas-microsoft-com:vml" xmlns:wp14="http://schemas.microsoft.com/office/word/2010/wordprocessingDrawing" xmlns:wp="http://schemas.openxmlformats.org/drawingml/2006/wordprocessingDrawing" xmlns:w10="urn:schemas-microsoft-com:office:word" xmlns:w="http://schemas.openxmlformats.org/wordprocessingml/2006/main" xmlns:w14="http://schemas.microsoft.com/office/word/2010/wordml" xmlns:w15="http://schemas.microsoft.com/office/word/2012/wordml" xmlns:w16cex="http://schemas.microsoft.com/office/word/2018/wordml/cex" xmlns:w16cid="http://schemas.microsoft.com/office/word/2016/wordml/cid" xmlns:w16="http://schemas.microsoft.com/office/word/2018/wordml" xmlns:w16du="http://schemas.microsoft.com/office/word/2023/wordml/word16du" xmlns:w16sdtdh="http://schemas.microsoft.com/office/word/2020/wordml/sdtdatahash" xmlns:w16sdtfl="http://schemas.microsoft.com/office/word/2024/wordml/sdtformatlock" xmlns:w16se="http://schemas.microsoft.com/office/word/2015/wordml/symex" xmlns:wpg="http://schemas.microsoft.com/office/word/2010/wordprocessingGroup" xmlns:wpi="http://schemas.microsoft.com/office/word/2010/wordprocessingInk" xmlns:wne="http://schemas.microsoft.com/office/word/2006/wordml" xmlns:wps="http://schemas.microsoft.com/office/word/2010/wordprocessingShape" mc:Ignorable="w14 w15 w16se w16cid w16 w16cex w16sdtdh w16sdtfl w16du wp14">
   <w:abstractNum w:abstractNumId="0" w15:restartNumberingAfterBreak="0">
     <w:nsid w:val="FFFFFF7C"/>
     <w:multiLevelType w:val="singleLevel"/>
@@ -1022,7 +1083,7 @@
 </file>
 
 <file path=word/styles.xml><?xml version="1.0" encoding="utf-8"?>
-<w:styles xmlns:mc="http://schemas.openxmlformats.org/markup-compatibility/2006" xmlns:r="http://schemas.openxmlformats.org/officeDocument/2006/relationships" xmlns:w="http://schemas.openxmlformats.org/wordprocessingml/2006/main" xmlns:w14="http://schemas.microsoft.com/office/word/2010/wordml" xmlns:w15="http://schemas.microsoft.com/office/word/2012/wordml" xmlns:w16cex="http://schemas.microsoft.com/office/word/2018/wordml/cex" xmlns:w16cid="http://schemas.microsoft.com/office/word/2016/wordml/cid" xmlns:w16="http://schemas.microsoft.com/office/word/2018/wordml" xmlns:w16sdtdh="http://schemas.microsoft.com/office/word/2020/wordml/sdtdatahash" xmlns:w16se="http://schemas.microsoft.com/office/word/2015/wordml/symex" mc:Ignorable="w14 w15 w16se w16cid w16 w16cex w16sdtdh">
+<w:styles xmlns:mc="http://schemas.openxmlformats.org/markup-compatibility/2006" xmlns:r="http://schemas.openxmlformats.org/officeDocument/2006/relationships" xmlns:w="http://schemas.openxmlformats.org/wordprocessingml/2006/main" xmlns:w14="http://schemas.microsoft.com/office/word/2010/wordml" xmlns:w15="http://schemas.microsoft.com/office/word/2012/wordml" xmlns:w16cex="http://schemas.microsoft.com/office/word/2018/wordml/cex" xmlns:w16cid="http://schemas.microsoft.com/office/word/2016/wordml/cid" xmlns:w16="http://schemas.microsoft.com/office/word/2018/wordml" xmlns:w16du="http://schemas.microsoft.com/office/word/2023/wordml/word16du" xmlns:w16sdtdh="http://schemas.microsoft.com/office/word/2020/wordml/sdtdatahash" xmlns:w16sdtfl="http://schemas.microsoft.com/office/word/2024/wordml/sdtformatlock" xmlns:w16se="http://schemas.microsoft.com/office/word/2015/wordml/symex" mc:Ignorable="w14 w15 w16se w16cid w16 w16cex w16sdtdh w16sdtfl w16du">
   <w:docDefaults>
     <w:rPrDefault>
       <w:rPr>
@@ -1780,7 +1841,7 @@
     <w:link w:val="TitleChar"/>
     <w:uiPriority w:val="10"/>
     <w:qFormat/>
-    <w:rsid w:val="007106C8"/>
+    <w:rsid w:val="00E854FA"/>
     <w:pPr>
       <w:spacing w:after="300" w:line="240" w:lineRule="auto"/>
       <w:contextualSpacing/>
@@ -1790,7 +1851,7 @@
       <w:rFonts w:eastAsiaTheme="majorEastAsia" w:cstheme="majorBidi"/>
       <w:spacing w:val="5"/>
       <w:kern w:val="28"/>
-      <w:sz w:val="52"/>
+      <w:sz w:val="40"/>
       <w:szCs w:val="52"/>
       <w:lang w:val="sv-SE" w:eastAsia="en-US" w:bidi="ar-SA"/>
     </w:rPr>
@@ -1800,12 +1861,12 @@
     <w:basedOn w:val="DefaultParagraphFont"/>
     <w:link w:val="Title"/>
     <w:uiPriority w:val="10"/>
-    <w:rsid w:val="007106C8"/>
+    <w:rsid w:val="00E854FA"/>
     <w:rPr>
       <w:rFonts w:ascii="Times New Roman" w:eastAsiaTheme="majorEastAsia" w:hAnsi="Times New Roman" w:cstheme="majorBidi"/>
       <w:spacing w:val="5"/>
       <w:kern w:val="28"/>
-      <w:sz w:val="52"/>
+      <w:sz w:val="40"/>
       <w:szCs w:val="52"/>
       <w:lang w:val="sv-SE" w:eastAsia="en-US" w:bidi="ar-SA"/>
     </w:rPr>

--- a/klagomål/A 1110-2026 FSC-klagomål.docx
+++ b/klagomål/A 1110-2026 FSC-klagomål.docx
@@ -863,7 +863,7 @@
     <w:r>
       <w:tab/>
       <w:tab/>
-      <w:t>2026-06-18</w:t>
+      <w:t>2026-06-19</w:t>
       <w:br/>
       <w:br/>
     </w:r>

--- a/klagomål/A 1110-2026 FSC-klagomål.docx
+++ b/klagomål/A 1110-2026 FSC-klagomål.docx
@@ -863,7 +863,7 @@
     <w:r>
       <w:tab/>
       <w:tab/>
-      <w:t>2026-06-19</w:t>
+      <w:t>2026-06-20</w:t>
       <w:br/>
       <w:br/>
     </w:r>

--- a/klagomål/A 1110-2026 FSC-klagomål.docx
+++ b/klagomål/A 1110-2026 FSC-klagomål.docx
@@ -168,38 +168,7 @@
     </w:p>
     <w:p>
       <w:r>
-        <w:t>Detta dokument behandlar höga naturvärden i avverkningsanmälan A 1110-2026 i Tierps kommun som inkom 2026-01-07 och omfattar 4,1 ha.</w:t>
-      </w:r>
-    </w:p>
-    <w:p>
-      <w:r>
-        <w:t>Nedan presenteras fynd av naturvårdsarter och fridlysta arter som gjorts i det avverkningsanmälda området, samt relevanta utdrag ur standarderna för FSC, Chain of Custody, Controlled Wood och PEFC.</w:t>
-      </w:r>
-    </w:p>
-    <w:p>
-      <w:r>
-        <w:t>Vi förväntar oss att ni återkommer med ett skriftligt svar på vårt klagomål och även beskriver vilka korrigerande åtgärder ni satt in för att rätta till identifierade brister i er efterlevnad av den svenska FSC standarden.</w:t>
-      </w:r>
-    </w:p>
-    <w:p>
-      <w:pPr>
-        <w:pStyle w:val="Heading1"/>
-      </w:pPr>
-      <w:r>
-        <w:t>Naturvårdsarter</w:t>
-      </w:r>
-    </w:p>
-    <w:p>
-      <w:r>
-        <w:t>I och inom 17 meter från avverkningsanmälan har följande 8 naturvårdsarter hittats: garnlav (VU, T), vedtrappmossa (NT, T), bronshjon (S, T), mörk husmossa (S, T), stor aspticka (S, T), tibast (S, T), vågbandad barkbock (S) och blåsippa (T, §9). Av dessa är 2 rödlistade. För rödlistade arter har rödlistekategorin angivits inom parentes. Arter som är signalarter enligt Skogsstyrelsen har markerats med (S). Typiska arter inom Natura 2000 som är kopplade till skogsekosystem har markerats med (T). För fridlysta arter anges även paragrafen i Artskyddsförordningen som arten är fridlyst enligt.</w:t>
-      </w:r>
-    </w:p>
-    <w:p>
-      <w:r>
-        <w:t>De påträffade naturvårdsarterna är ett tydligt kvitto på att det rör sig om en skog med höga naturvärden.</w:t>
-      </w:r>
-      <w:r>
-        <w:t xml:space="preserve"> I Figur 1 visas fyndplatser för naturvårdsarter i området, som finns registrerade på Artportalen.</w:t>
+        <w:t>Detta klagomål behandlar höga naturvärden i avverkningsanmälan A 1110-2026 i Tierps kommun som inkom 2026-01-07 och omfattar 4,1 ha.</w:t>
       </w:r>
     </w:p>
     <w:p>
@@ -247,77 +216,35 @@
         <w:spacing w:after="240"/>
       </w:pPr>
       <w:r>
-        <w:t>Figur 1. Fyndplatser för naturvårdsarter i och inom 17 meter från avverkningsanmälan (röd linje). Markörer utan svart kant är placerade på fyndplatsen. Markörer med svart kant är placerade vid sidan av fyndplatsen och har ett svart streck som visar fyndplatsens exakta position. Kartans mittpunktskoordinat är N 6700525, E 643905 i SWEREF 99 TM.</w:t>
+        <w:t>Figur 1. Fyndplatser för naturvårdsarter i och inom 17 meter från avverkningsanmälan. Markörer utan svart kant är placerade på fyndplatsen. Markörer med svart kant är placerade vid sidan av fyndplatsen har ett svart streck som visar fyndplatsens exakta position. Kartans mittpunktskoordinat är N 6700525, E 643905 i SWEREF 99 TM.</w:t>
+      </w:r>
+    </w:p>
+    <w:p>
+      <w:r>
+        <w:t>I och inom 17 meter från avverkningsanmälan finns fynd av 8 naturvårdsarter, varav 2 är rödlistade, 1 är fridlyst, 7 är typiska (T) och 5 är signalarter (S): garnlav (VU, T), vedtrappmossa (NT, T), bronshjon (S, T), mörk husmossa (S, T), stor aspticka (S, T), tibast (S, T), vågbandad barkbock (S) och blåsippa (T, §9). Se Figur 1.</w:t>
+      </w:r>
+    </w:p>
+    <w:p>
+      <w:r>
+        <w:t>Nedan presenteras relevanta utdrag ur standarderna för FSC, Chain of Custody, Controlled Wood och PEFC.</w:t>
+      </w:r>
+    </w:p>
+    <w:p>
+      <w:r>
+        <w:t>Vi förväntar oss att ni återkommer med ett skriftligt svar på vårt klagomål och även beskriver vilka korrigerande åtgärder ni satt in för att rätta till identifierade brister i er efterlevnad av den svenska FSC standarden.</w:t>
       </w:r>
     </w:p>
     <w:p>
       <w:pPr>
-        <w:pStyle w:val="Heading2"/>
+        <w:pStyle w:val="Heading1"/>
       </w:pPr>
       <w:r>
-        <w:t>Fridlysta arter</w:t>
+        <w:t>Naturvårdsarter och fridlysta arter</w:t>
       </w:r>
     </w:p>
     <w:p>
       <w:r>
-        <w:t>Följande fridlysta arter har sina livsmiljöer och växtplatser i den avverkningsanmälda skogen: blåsippa (T, §9).</w:t>
-      </w:r>
-    </w:p>
-    <w:p>
-      <w:r>
-        <w:rPr>
-          <w:b/>
-        </w:rPr>
-        <w:t>Blåsippa (§9)</w:t>
-      </w:r>
-      <w:r>
-        <w:t xml:space="preserve"> är typisk art för </w:t>
-      </w:r>
-      <w:r>
-        <w:rPr>
-          <w:i/>
-        </w:rPr>
-        <w:t>9050 Näringsrik granskog, 9020 Nordlig ädellövskog</w:t>
-      </w:r>
-      <w:r>
-        <w:t xml:space="preserve"> och </w:t>
-      </w:r>
-      <w:r>
-        <w:rPr>
-          <w:i/>
-        </w:rPr>
-        <w:t>8240 Karsthällmarker</w:t>
-      </w:r>
-      <w:r>
-        <w:t xml:space="preserve"> (SLU Artdatabanken, 2025).</w:t>
-      </w:r>
-    </w:p>
-    <w:p>
-      <w:pPr>
-        <w:pStyle w:val="Heading2"/>
-      </w:pPr>
-      <w:r>
-        <w:t>Övriga naturvårdsarter</w:t>
-      </w:r>
-    </w:p>
-    <w:p>
-      <w:r>
-        <w:rPr>
-          <w:b/>
-        </w:rPr>
-        <w:t>Bronshjon</w:t>
-      </w:r>
-      <w:r>
-        <w:t xml:space="preserve"> är en skalbagge vars larvutveckling sker under grov bark på stammar av döda eller döende barrträd, främst gran, i mindre omfattning tall. Arten är knuten till äldre, naturskogslik granskog med inslag av torkande träd. Bronshjon är typisk art för </w:t>
-      </w:r>
-      <w:r>
-        <w:rPr>
-          <w:i/>
-        </w:rPr>
-        <w:t>9010 Taiga</w:t>
-      </w:r>
-      <w:r>
-        <w:t xml:space="preserve"> (SLU Artdatabanken, 2025).</w:t>
+        <w:t>Nedan följer beskrivningar av de naturvårdsarter och fridlysta arter som har sina livsmiljöer och växtplatser i den avverkningsanmälda skogen. De påträffade naturvårdsarterna är ett tydligt kvitto på att det rör sig om en skog med höga naturvärden.</w:t>
       </w:r>
     </w:p>
     <w:p>
@@ -347,6 +274,46 @@
       </w:r>
       <w:r>
         <w:t xml:space="preserve"> (SLU Artdatabanken, 2026).</w:t>
+      </w:r>
+    </w:p>
+    <w:p>
+      <w:r>
+        <w:rPr>
+          <w:b/>
+        </w:rPr>
+        <w:t xml:space="preserve">Vedtrappmossa (NT) </w:t>
+      </w:r>
+      <w:r>
+        <w:t xml:space="preserve">växer på död ved, främst i gammal granskog. Den förekommer knappast alls i fjällnära barrskogar utan finns i skogslandskapet nedom fjällen och framför allt i landets södra delar är den en mycket bra signalart för barrnaturskog med höga naturvärden. Skogsavverkning och brist på grov död ved i skogen är de allvarligaste hoten och den överlever inte kalhyggesbruk. Lokaler med sluten granskog, tillräckligt stora för att säkerställa ett kontinuerligt tillskott på grova lågor, bör undantas från storskaligt skogsbruk. Vedtrappmossa är typisk art för </w:t>
+      </w:r>
+      <w:r>
+        <w:rPr>
+          <w:i/>
+        </w:rPr>
+        <w:t>9010 Taiga</w:t>
+      </w:r>
+      <w:r>
+        <w:t xml:space="preserve"> (SLU Artdatabanken, 2024).</w:t>
+      </w:r>
+    </w:p>
+    <w:p>
+      <w:r>
+        <w:rPr>
+          <w:b/>
+        </w:rPr>
+        <w:t>Bronshjon</w:t>
+      </w:r>
+      <w:r>
+        <w:t xml:space="preserve"> är en skalbagge vars larvutveckling sker under grov bark på stammar av döda eller döende barrträd, främst gran, i mindre omfattning tall. Arten är knuten till äldre, naturskogslik granskog med inslag av torkande träd. Bronshjon är typisk art för </w:t>
+      </w:r>
+      <w:r>
+        <w:rPr>
+          <w:i/>
+        </w:rPr>
+        <w:t>9010 Taiga</w:t>
+      </w:r>
+      <w:r>
+        <w:t xml:space="preserve"> (SLU Artdatabanken, 2025).</w:t>
       </w:r>
     </w:p>
     <w:p>
@@ -432,19 +399,10 @@
         <w:rPr>
           <w:b/>
         </w:rPr>
-        <w:t xml:space="preserve">Vedtrappmossa (NT) </w:t>
+        <w:t xml:space="preserve">Vågbandad barkbock </w:t>
       </w:r>
       <w:r>
-        <w:t xml:space="preserve">växer på död ved, främst i gammal granskog. Den förekommer knappast alls i fjällnära barrskogar utan finns i skogslandskapet nedom fjällen och framför allt i landets södra delar är den en mycket bra signalart för barrnaturskog med höga naturvärden. Skogsavverkning och brist på grov död ved i skogen är de allvarligaste hoten och den överlever inte kalhyggesbruk. Lokaler med sluten granskog, tillräckligt stora för att säkerställa ett kontinuerligt tillskott på grova lågor, bör undantas från storskaligt skogsbruk. Vedtrappmossa är typisk art för </w:t>
-      </w:r>
-      <w:r>
-        <w:rPr>
-          <w:i/>
-        </w:rPr>
-        <w:t>9010 Taiga</w:t>
-      </w:r>
-      <w:r>
-        <w:t xml:space="preserve"> (SLU Artdatabanken, 2024).</w:t>
+        <w:t>är en långhorning vars larvutveckling sker under bark på nyligen döda stående barrträd, främst gran, mer undantagsvis på tall. Främst i stående träd, särskilt gamla, långsamvuxna granar med grov bark, även i grövre grenar, stubbar eller vindfällen. Arten är starkt knuten till naturskogsliknande granskogar, och gynnas av extrema torrsomrar som försvagar träden. Arten påverkas negativt av brist på kontinuitetsskog och en minskning av populationen pågår eller förväntas ske (SLU Artdatabanken, 2025).</w:t>
       </w:r>
     </w:p>
     <w:p>
@@ -452,10 +410,28 @@
         <w:rPr>
           <w:b/>
         </w:rPr>
-        <w:t xml:space="preserve">Vågbandad barkbock </w:t>
+        <w:t>Blåsippa (§9)</w:t>
       </w:r>
       <w:r>
-        <w:t>är en långhorning vars larvutveckling sker under bark på nyligen döda stående barrträd, främst gran, mer undantagsvis på tall. Främst i stående träd, särskilt gamla, långsamvuxna granar med grov bark, även i grövre grenar, stubbar eller vindfällen. Arten är starkt knuten till naturskogsliknande granskogar, och gynnas av extrema torrsomrar som försvagar träden. Arten påverkas negativt av brist på kontinuitetsskog och en minskning av populationen pågår eller förväntas ske (SLU Artdatabanken, 2025).</w:t>
+        <w:t xml:space="preserve"> är typisk art för </w:t>
+      </w:r>
+      <w:r>
+        <w:rPr>
+          <w:i/>
+        </w:rPr>
+        <w:t>9050 Näringsrik granskog, 9020 Nordlig ädellövskog</w:t>
+      </w:r>
+      <w:r>
+        <w:t xml:space="preserve"> och </w:t>
+      </w:r>
+      <w:r>
+        <w:rPr>
+          <w:i/>
+        </w:rPr>
+        <w:t>8240 Karsthällmarker</w:t>
+      </w:r>
+      <w:r>
+        <w:t xml:space="preserve"> (SLU Artdatabanken, 2025).</w:t>
       </w:r>
     </w:p>
     <w:p>
@@ -863,7 +839,7 @@
     <w:r>
       <w:tab/>
       <w:tab/>
-      <w:t>2026-06-20</w:t>
+      <w:t>2026-06-21</w:t>
       <w:br/>
       <w:br/>
     </w:r>

--- a/klagomål/A 1110-2026 FSC-klagomål.docx
+++ b/klagomål/A 1110-2026 FSC-klagomål.docx
@@ -839,7 +839,7 @@
     <w:r>
       <w:tab/>
       <w:tab/>
-      <w:t>2026-06-21</w:t>
+      <w:t>2026-06-22</w:t>
       <w:br/>
       <w:br/>
     </w:r>

--- a/klagomål/A 1110-2026 FSC-klagomål.docx
+++ b/klagomål/A 1110-2026 FSC-klagomål.docx
@@ -839,7 +839,7 @@
     <w:r>
       <w:tab/>
       <w:tab/>
-      <w:t>2026-06-22</w:t>
+      <w:t>2026-06-23</w:t>
       <w:br/>
       <w:br/>
     </w:r>

--- a/klagomål/A 1110-2026 FSC-klagomål.docx
+++ b/klagomål/A 1110-2026 FSC-klagomål.docx
@@ -839,7 +839,7 @@
     <w:r>
       <w:tab/>
       <w:tab/>
-      <w:t>2026-06-23</w:t>
+      <w:t>2026-06-24</w:t>
       <w:br/>
       <w:br/>
     </w:r>

--- a/klagomål/A 1110-2026 FSC-klagomål.docx
+++ b/klagomål/A 1110-2026 FSC-klagomål.docx
@@ -839,7 +839,7 @@
     <w:r>
       <w:tab/>
       <w:tab/>
-      <w:t>2026-06-24</w:t>
+      <w:t>2026-06-25</w:t>
       <w:br/>
       <w:br/>
     </w:r>

--- a/klagomål/A 1110-2026 FSC-klagomål.docx
+++ b/klagomål/A 1110-2026 FSC-klagomål.docx
@@ -839,7 +839,7 @@
     <w:r>
       <w:tab/>
       <w:tab/>
-      <w:t>2026-06-25</w:t>
+      <w:t>2026-06-26</w:t>
       <w:br/>
       <w:br/>
     </w:r>

--- a/klagomål/A 1110-2026 FSC-klagomål.docx
+++ b/klagomål/A 1110-2026 FSC-klagomål.docx
@@ -839,7 +839,7 @@
     <w:r>
       <w:tab/>
       <w:tab/>
-      <w:t>2026-06-26</w:t>
+      <w:t>2026-06-27</w:t>
       <w:br/>
       <w:br/>
     </w:r>

--- a/klagomål/A 1110-2026 FSC-klagomål.docx
+++ b/klagomål/A 1110-2026 FSC-klagomål.docx
@@ -839,7 +839,7 @@
     <w:r>
       <w:tab/>
       <w:tab/>
-      <w:t>2026-06-27</w:t>
+      <w:t>2026-06-28</w:t>
       <w:br/>
       <w:br/>
     </w:r>

--- a/klagomål/A 1110-2026 FSC-klagomål.docx
+++ b/klagomål/A 1110-2026 FSC-klagomål.docx
@@ -839,7 +839,7 @@
     <w:r>
       <w:tab/>
       <w:tab/>
-      <w:t>2026-06-28</w:t>
+      <w:t>2026-06-29</w:t>
       <w:br/>
       <w:br/>
     </w:r>

--- a/klagomål/A 1110-2026 FSC-klagomål.docx
+++ b/klagomål/A 1110-2026 FSC-klagomål.docx
@@ -839,7 +839,7 @@
     <w:r>
       <w:tab/>
       <w:tab/>
-      <w:t>2026-06-29</w:t>
+      <w:t>2026-06-30</w:t>
       <w:br/>
       <w:br/>
     </w:r>

--- a/klagomål/A 1110-2026 FSC-klagomål.docx
+++ b/klagomål/A 1110-2026 FSC-klagomål.docx
@@ -839,7 +839,7 @@
     <w:r>
       <w:tab/>
       <w:tab/>
-      <w:t>2026-06-30</w:t>
+      <w:t>2026-07-01</w:t>
       <w:br/>
       <w:br/>
     </w:r>

--- a/klagomål/A 1110-2026 FSC-klagomål.docx
+++ b/klagomål/A 1110-2026 FSC-klagomål.docx
@@ -839,7 +839,7 @@
     <w:r>
       <w:tab/>
       <w:tab/>
-      <w:t>2026-07-01</w:t>
+      <w:t>2026-07-02</w:t>
       <w:br/>
       <w:br/>
     </w:r>

--- a/klagomål/A 1110-2026 FSC-klagomål.docx
+++ b/klagomål/A 1110-2026 FSC-klagomål.docx
@@ -839,7 +839,7 @@
     <w:r>
       <w:tab/>
       <w:tab/>
-      <w:t>2026-07-13</w:t>
+      <w:t>2026-07-14</w:t>
       <w:br/>
       <w:br/>
     </w:r>

--- a/klagomål/A 1110-2026 FSC-klagomål.docx
+++ b/klagomål/A 1110-2026 FSC-klagomål.docx
@@ -839,7 +839,7 @@
     <w:r>
       <w:tab/>
       <w:tab/>
-      <w:t>2026-07-14</w:t>
+      <w:t>2026-07-15</w:t>
       <w:br/>
       <w:br/>
     </w:r>

--- a/klagomål/A 1110-2026 FSC-klagomål.docx
+++ b/klagomål/A 1110-2026 FSC-klagomål.docx
@@ -839,7 +839,7 @@
     <w:r>
       <w:tab/>
       <w:tab/>
-      <w:t>2026-07-15</w:t>
+      <w:t>2026-07-16</w:t>
       <w:br/>
       <w:br/>
     </w:r>

--- a/klagomål/A 1110-2026 FSC-klagomål.docx
+++ b/klagomål/A 1110-2026 FSC-klagomål.docx
@@ -839,7 +839,7 @@
     <w:r>
       <w:tab/>
       <w:tab/>
-      <w:t>2026-07-16</w:t>
+      <w:t>2026-07-17</w:t>
       <w:br/>
       <w:br/>
     </w:r>

--- a/klagomål/A 1110-2026 FSC-klagomål.docx
+++ b/klagomål/A 1110-2026 FSC-klagomål.docx
@@ -839,7 +839,7 @@
     <w:r>
       <w:tab/>
       <w:tab/>
-      <w:t>2026-07-17</w:t>
+      <w:t>2026-07-18</w:t>
       <w:br/>
       <w:br/>
     </w:r>

--- a/klagomål/A 1110-2026 FSC-klagomål.docx
+++ b/klagomål/A 1110-2026 FSC-klagomål.docx
@@ -839,7 +839,7 @@
     <w:r>
       <w:tab/>
       <w:tab/>
-      <w:t>2026-07-18</w:t>
+      <w:t>2026-07-19</w:t>
       <w:br/>
       <w:br/>
     </w:r>

--- a/klagomål/A 1110-2026 FSC-klagomål.docx
+++ b/klagomål/A 1110-2026 FSC-klagomål.docx
@@ -839,7 +839,7 @@
     <w:r>
       <w:tab/>
       <w:tab/>
-      <w:t>2026-07-19</w:t>
+      <w:t>2026-07-20</w:t>
       <w:br/>
       <w:br/>
     </w:r>

--- a/klagomål/A 1110-2026 FSC-klagomål.docx
+++ b/klagomål/A 1110-2026 FSC-klagomål.docx
@@ -839,7 +839,7 @@
     <w:r>
       <w:tab/>
       <w:tab/>
-      <w:t>2026-07-20</w:t>
+      <w:t>2026-07-21</w:t>
       <w:br/>
       <w:br/>
     </w:r>

--- a/klagomål/A 1110-2026 FSC-klagomål.docx
+++ b/klagomål/A 1110-2026 FSC-klagomål.docx
@@ -839,7 +839,7 @@
     <w:r>
       <w:tab/>
       <w:tab/>
-      <w:t>2026-07-21</w:t>
+      <w:t>2026-07-22</w:t>
       <w:br/>
       <w:br/>
     </w:r>

--- a/klagomål/A 1110-2026 FSC-klagomål.docx
+++ b/klagomål/A 1110-2026 FSC-klagomål.docx
@@ -839,7 +839,7 @@
     <w:r>
       <w:tab/>
       <w:tab/>
-      <w:t>2026-07-22</w:t>
+      <w:t>2026-07-23</w:t>
       <w:br/>
       <w:br/>
     </w:r>

--- a/klagomål/A 1110-2026 FSC-klagomål.docx
+++ b/klagomål/A 1110-2026 FSC-klagomål.docx
@@ -839,7 +839,7 @@
     <w:r>
       <w:tab/>
       <w:tab/>
-      <w:t>2026-07-23</w:t>
+      <w:t>2026-07-24</w:t>
       <w:br/>
       <w:br/>
     </w:r>

--- a/klagomål/A 1110-2026 FSC-klagomål.docx
+++ b/klagomål/A 1110-2026 FSC-klagomål.docx
@@ -839,7 +839,7 @@
     <w:r>
       <w:tab/>
       <w:tab/>
-      <w:t>2026-07-24</w:t>
+      <w:t>2026-07-25</w:t>
       <w:br/>
       <w:br/>
     </w:r>

--- a/klagomål/A 1110-2026 FSC-klagomål.docx
+++ b/klagomål/A 1110-2026 FSC-klagomål.docx
@@ -839,7 +839,7 @@
     <w:r>
       <w:tab/>
       <w:tab/>
-      <w:t>2026-07-25</w:t>
+      <w:t>2026-07-26</w:t>
       <w:br/>
       <w:br/>
     </w:r>

--- a/klagomål/A 1110-2026 FSC-klagomål.docx
+++ b/klagomål/A 1110-2026 FSC-klagomål.docx
@@ -839,7 +839,7 @@
     <w:r>
       <w:tab/>
       <w:tab/>
-      <w:t>2026-07-26</w:t>
+      <w:t>2026-07-27</w:t>
       <w:br/>
       <w:br/>
     </w:r>

--- a/klagomål/A 1110-2026 FSC-klagomål.docx
+++ b/klagomål/A 1110-2026 FSC-klagomål.docx
@@ -839,7 +839,7 @@
     <w:r>
       <w:tab/>
       <w:tab/>
-      <w:t>2026-07-27</w:t>
+      <w:t>2026-07-28</w:t>
       <w:br/>
       <w:br/>
     </w:r>

--- a/klagomål/A 1110-2026 FSC-klagomål.docx
+++ b/klagomål/A 1110-2026 FSC-klagomål.docx
@@ -839,7 +839,7 @@
     <w:r>
       <w:tab/>
       <w:tab/>
-      <w:t>2026-07-28</w:t>
+      <w:t>2026-07-29</w:t>
       <w:br/>
       <w:br/>
     </w:r>

--- a/klagomål/A 1110-2026 FSC-klagomål.docx
+++ b/klagomål/A 1110-2026 FSC-klagomål.docx
@@ -839,7 +839,7 @@
     <w:r>
       <w:tab/>
       <w:tab/>
-      <w:t>2026-07-29</w:t>
+      <w:t>2026-07-30</w:t>
       <w:br/>
       <w:br/>
     </w:r>

--- a/klagomål/A 1110-2026 FSC-klagomål.docx
+++ b/klagomål/A 1110-2026 FSC-klagomål.docx
@@ -839,7 +839,7 @@
     <w:r>
       <w:tab/>
       <w:tab/>
-      <w:t>2026-07-30</w:t>
+      <w:t>2026-07-31</w:t>
       <w:br/>
       <w:br/>
     </w:r>

--- a/klagomål/A 1110-2026 FSC-klagomål.docx
+++ b/klagomål/A 1110-2026 FSC-klagomål.docx
@@ -839,7 +839,7 @@
     <w:r>
       <w:tab/>
       <w:tab/>
-      <w:t>2026-07-31</w:t>
+      <w:t>2026-08-01</w:t>
       <w:br/>
       <w:br/>
     </w:r>

--- a/klagomål/A 1110-2026 FSC-klagomål.docx
+++ b/klagomål/A 1110-2026 FSC-klagomål.docx
@@ -839,7 +839,7 @@
     <w:r>
       <w:tab/>
       <w:tab/>
-      <w:t>2026-08-01</w:t>
+      <w:t>2026-08-02</w:t>
       <w:br/>
       <w:br/>
     </w:r>

--- a/klagomål/A 1110-2026 FSC-klagomål.docx
+++ b/klagomål/A 1110-2026 FSC-klagomål.docx
@@ -839,7 +839,7 @@
     <w:r>
       <w:tab/>
       <w:tab/>
-      <w:t>2026-08-02</w:t>
+      <w:t>2026-08-03</w:t>
       <w:br/>
       <w:br/>
     </w:r>

--- a/klagomål/A 1110-2026 FSC-klagomål.docx
+++ b/klagomål/A 1110-2026 FSC-klagomål.docx
@@ -839,7 +839,7 @@
     <w:r>
       <w:tab/>
       <w:tab/>
-      <w:t>2026-08-03</w:t>
+      <w:t>2026-08-05</w:t>
       <w:br/>
       <w:br/>
     </w:r>

--- a/klagomål/A 1110-2026 FSC-klagomål.docx
+++ b/klagomål/A 1110-2026 FSC-klagomål.docx
@@ -839,7 +839,7 @@
     <w:r>
       <w:tab/>
       <w:tab/>
-      <w:t>2026-08-05</w:t>
+      <w:t>2026-08-07</w:t>
       <w:br/>
       <w:br/>
     </w:r>

--- a/klagomål/A 1110-2026 FSC-klagomål.docx
+++ b/klagomål/A 1110-2026 FSC-klagomål.docx
@@ -839,7 +839,7 @@
     <w:r>
       <w:tab/>
       <w:tab/>
-      <w:t>2026-08-07</w:t>
+      <w:t>2026-08-08</w:t>
       <w:br/>
       <w:br/>
     </w:r>

--- a/klagomål/A 1110-2026 FSC-klagomål.docx
+++ b/klagomål/A 1110-2026 FSC-klagomål.docx
@@ -216,7 +216,7 @@
         <w:spacing w:after="240"/>
       </w:pPr>
       <w:r>
-        <w:t>Figur 1. Fyndplatser för naturvårdsarter i och inom 17 meter från avverkningsanmälan. Markörer utan svart kant är placerade på fyndplatsen. Markörer med svart kant är placerade vid sidan av fyndplatsen har ett svart streck som visar fyndplatsens exakta position. Kartans mittpunktskoordinat är N 6700525, E 643905 i SWEREF 99 TM.</w:t>
+        <w:t>Figur 1. Fyndplatser för naturvårdsarter i och inom 17 meter från avverkningsanmälan. Markörer utan svart kant är placerade på fyndplatsen. Markörer med svart kant är placerade vid sidan av fyndplatsen och har ett svart streck som visar fyndplatsens exakta position. Kartans mittpunktskoordinat är N 6700525, E 643905 i SWEREF 99 TM.</w:t>
       </w:r>
     </w:p>
     <w:p>
@@ -839,7 +839,7 @@
     <w:r>
       <w:tab/>
       <w:tab/>
-      <w:t>2026-08-14</w:t>
+      <w:t>2026-08-15</w:t>
       <w:br/>
       <w:br/>
     </w:r>

--- a/klagomål/A 1110-2026 FSC-klagomål.docx
+++ b/klagomål/A 1110-2026 FSC-klagomål.docx
@@ -839,7 +839,7 @@
     <w:r>
       <w:tab/>
       <w:tab/>
-      <w:t>2026-08-15</w:t>
+      <w:t>2026-08-16</w:t>
       <w:br/>
       <w:br/>
     </w:r>

--- a/klagomål/A 1110-2026 FSC-klagomål.docx
+++ b/klagomål/A 1110-2026 FSC-klagomål.docx
@@ -839,7 +839,7 @@
     <w:r>
       <w:tab/>
       <w:tab/>
-      <w:t>2026-08-16</w:t>
+      <w:t>2026-08-17</w:t>
       <w:br/>
       <w:br/>
     </w:r>

--- a/klagomål/A 1110-2026 FSC-klagomål.docx
+++ b/klagomål/A 1110-2026 FSC-klagomål.docx
@@ -839,7 +839,7 @@
     <w:r>
       <w:tab/>
       <w:tab/>
-      <w:t>2026-08-17</w:t>
+      <w:t>2026-08-18</w:t>
       <w:br/>
       <w:br/>
     </w:r>

--- a/klagomål/A 1110-2026 FSC-klagomål.docx
+++ b/klagomål/A 1110-2026 FSC-klagomål.docx
@@ -839,7 +839,7 @@
     <w:r>
       <w:tab/>
       <w:tab/>
-      <w:t>2026-08-18</w:t>
+      <w:t>2026-08-19</w:t>
       <w:br/>
       <w:br/>
     </w:r>

--- a/klagomål/A 1110-2026 FSC-klagomål.docx
+++ b/klagomål/A 1110-2026 FSC-klagomål.docx
@@ -839,7 +839,7 @@
     <w:r>
       <w:tab/>
       <w:tab/>
-      <w:t>2026-08-19</w:t>
+      <w:t>2026-08-20</w:t>
       <w:br/>
       <w:br/>
     </w:r>

--- a/klagomål/A 1110-2026 FSC-klagomål.docx
+++ b/klagomål/A 1110-2026 FSC-klagomål.docx
@@ -839,7 +839,7 @@
     <w:r>
       <w:tab/>
       <w:tab/>
-      <w:t>2026-08-20</w:t>
+      <w:t>2026-08-21</w:t>
       <w:br/>
       <w:br/>
     </w:r>

--- a/klagomål/A 1110-2026 FSC-klagomål.docx
+++ b/klagomål/A 1110-2026 FSC-klagomål.docx
@@ -839,7 +839,7 @@
     <w:r>
       <w:tab/>
       <w:tab/>
-      <w:t>2026-08-21</w:t>
+      <w:t>2026-08-22</w:t>
       <w:br/>
       <w:br/>
     </w:r>

--- a/klagomål/A 1110-2026 FSC-klagomål.docx
+++ b/klagomål/A 1110-2026 FSC-klagomål.docx
@@ -839,7 +839,7 @@
     <w:r>
       <w:tab/>
       <w:tab/>
-      <w:t>2026-08-22</w:t>
+      <w:t>2026-08-23</w:t>
       <w:br/>
       <w:br/>
     </w:r>

--- a/klagomål/A 1110-2026 FSC-klagomål.docx
+++ b/klagomål/A 1110-2026 FSC-klagomål.docx
@@ -839,7 +839,7 @@
     <w:r>
       <w:tab/>
       <w:tab/>
-      <w:t>2026-08-23</w:t>
+      <w:t>2026-08-24</w:t>
       <w:br/>
       <w:br/>
     </w:r>

--- a/klagomål/A 1110-2026 FSC-klagomål.docx
+++ b/klagomål/A 1110-2026 FSC-klagomål.docx
@@ -839,7 +839,7 @@
     <w:r>
       <w:tab/>
       <w:tab/>
-      <w:t>2026-08-24</w:t>
+      <w:t>2026-08-25</w:t>
       <w:br/>
       <w:br/>
     </w:r>

--- a/klagomål/A 1110-2026 FSC-klagomål.docx
+++ b/klagomål/A 1110-2026 FSC-klagomål.docx
@@ -839,7 +839,7 @@
     <w:r>
       <w:tab/>
       <w:tab/>
-      <w:t>2026-08-25</w:t>
+      <w:t>2026-08-26</w:t>
       <w:br/>
       <w:br/>
     </w:r>

--- a/klagomål/A 1110-2026 FSC-klagomål.docx
+++ b/klagomål/A 1110-2026 FSC-klagomål.docx
@@ -839,7 +839,7 @@
     <w:r>
       <w:tab/>
       <w:tab/>
-      <w:t>2026-08-26</w:t>
+      <w:t>2026-08-27</w:t>
       <w:br/>
       <w:br/>
     </w:r>

--- a/klagomål/A 1110-2026 FSC-klagomål.docx
+++ b/klagomål/A 1110-2026 FSC-klagomål.docx
@@ -839,7 +839,7 @@
     <w:r>
       <w:tab/>
       <w:tab/>
-      <w:t>2026-08-27</w:t>
+      <w:t>2026-08-28</w:t>
       <w:br/>
       <w:br/>
     </w:r>

--- a/klagomål/A 1110-2026 FSC-klagomål.docx
+++ b/klagomål/A 1110-2026 FSC-klagomål.docx
@@ -839,7 +839,7 @@
     <w:r>
       <w:tab/>
       <w:tab/>
-      <w:t>2026-08-28</w:t>
+      <w:t>2026-08-29</w:t>
       <w:br/>
       <w:br/>
     </w:r>

--- a/klagomål/A 1110-2026 FSC-klagomål.docx
+++ b/klagomål/A 1110-2026 FSC-klagomål.docx
@@ -839,7 +839,7 @@
     <w:r>
       <w:tab/>
       <w:tab/>
-      <w:t>2026-08-29</w:t>
+      <w:t>2026-08-31</w:t>
       <w:br/>
       <w:br/>
     </w:r>

--- a/klagomål/A 1110-2026 FSC-klagomål.docx
+++ b/klagomål/A 1110-2026 FSC-klagomål.docx
@@ -839,7 +839,7 @@
     <w:r>
       <w:tab/>
       <w:tab/>
-      <w:t>2026-08-31</w:t>
+      <w:t>2026-09-01</w:t>
       <w:br/>
       <w:br/>
     </w:r>

--- a/klagomål/A 1110-2026 FSC-klagomål.docx
+++ b/klagomål/A 1110-2026 FSC-klagomål.docx
@@ -839,7 +839,7 @@
     <w:r>
       <w:tab/>
       <w:tab/>
-      <w:t>2026-09-01</w:t>
+      <w:t>2026-09-02</w:t>
       <w:br/>
       <w:br/>
     </w:r>

--- a/klagomål/A 1110-2026 FSC-klagomål.docx
+++ b/klagomål/A 1110-2026 FSC-klagomål.docx
@@ -839,7 +839,7 @@
     <w:r>
       <w:tab/>
       <w:tab/>
-      <w:t>2026-09-02</w:t>
+      <w:t>2026-09-03</w:t>
       <w:br/>
       <w:br/>
     </w:r>

--- a/klagomål/A 1110-2026 FSC-klagomål.docx
+++ b/klagomål/A 1110-2026 FSC-klagomål.docx
@@ -839,7 +839,7 @@
     <w:r>
       <w:tab/>
       <w:tab/>
-      <w:t>2026-09-03</w:t>
+      <w:t>2026-09-04</w:t>
       <w:br/>
       <w:br/>
     </w:r>

--- a/klagomål/A 1110-2026 FSC-klagomål.docx
+++ b/klagomål/A 1110-2026 FSC-klagomål.docx
@@ -839,7 +839,7 @@
     <w:r>
       <w:tab/>
       <w:tab/>
-      <w:t>2026-09-04</w:t>
+      <w:t>2026-09-05</w:t>
       <w:br/>
       <w:br/>
     </w:r>
